--- a/Knowledge/3-Work knowledge/1-Software Engineering/2-Testing/5-My Source/1-ISTQB Foundation Level/5-Test Management/1-Phases of the Software Testing Life Cycle (STLC)/3-Test Planning.docx
+++ b/Knowledge/3-Work knowledge/1-Software Engineering/2-Testing/5-My Source/1-ISTQB Foundation Level/5-Test Management/1-Phases of the Software Testing Life Cycle (STLC)/3-Test Planning.docx
@@ -31,51 +31,77 @@
       </w:pPr>
       <w:r>
         <w:rPr>
-          <w:b/>
-          <w:shd w:val="clear" w:color="auto" w:fill="B7B7B7"/>
-        </w:rPr>
-        <w:t># Source</w:t>
-      </w:r>
-      <w:r>
-        <w:rPr>
-          <w:shd w:val="clear" w:color="auto" w:fill="B7B7B7"/>
-        </w:rPr>
-        <w:t xml:space="preserve">: </w:t>
-      </w:r>
-      <w:r>
-        <w:rPr>
-          <w:b/>
-          <w:shd w:val="clear" w:color="auto" w:fill="B7B7B7"/>
-        </w:rPr>
-        <w:t xml:space="preserve">Chatgpt </w:t>
-      </w:r>
-      <w:r>
-        <w:rPr>
-          <w:b/>
-          <w:sz w:val="14"/>
-          <w:szCs w:val="14"/>
-          <w:shd w:val="clear" w:color="auto" w:fill="B7B7B7"/>
-        </w:rPr>
-        <w:t>(GPT</w:t>
-      </w:r>
-      <w:r>
-        <w:rPr>
-          <w:rFonts w:ascii="Cambria Math" w:hAnsi="Cambria Math" w:cs="Cambria Math"/>
-          <w:b/>
-          <w:sz w:val="14"/>
-          <w:szCs w:val="14"/>
-          <w:shd w:val="clear" w:color="auto" w:fill="B7B7B7"/>
+          <w:rFonts w:ascii="Arial" w:eastAsia="Arial" w:hAnsi="Arial" w:cs="Arial"/>
+          <w:b/>
+          <w:color w:val="000000"/>
+          <w:sz w:val="18"/>
+          <w:highlight w:val="lightGray"/>
+        </w:rPr>
+        <w:t># Source: AI Source: Provided by: [Data Path</w:t>
+      </w:r>
+      <w:r>
+        <w:rPr>
+          <w:rFonts w:ascii="Arial" w:eastAsia="Arial" w:hAnsi="Arial" w:cs="Arial"/>
+          <w:color w:val="000000"/>
+          <w:sz w:val="18"/>
+          <w:highlight w:val="lightGray"/>
+        </w:rPr>
+        <w:t xml:space="preserve">: Persons Table -&gt; ID Column: 1, Name_En Column: Motasem Essam] -&gt; </w:t>
+      </w:r>
+      <w:r>
+        <w:rPr>
+          <w:rFonts w:ascii="Arial" w:eastAsia="Arial" w:hAnsi="Arial" w:cs="Arial"/>
+          <w:b/>
+          <w:color w:val="000000"/>
+          <w:sz w:val="18"/>
+          <w:highlight w:val="lightGray"/>
+        </w:rPr>
+        <w:t>From:</w:t>
+      </w:r>
+      <w:r>
+        <w:rPr>
+          <w:rFonts w:ascii="Arial" w:eastAsia="Arial" w:hAnsi="Arial" w:cs="Arial"/>
+          <w:color w:val="000000"/>
+          <w:sz w:val="18"/>
+          <w:highlight w:val="lightGray"/>
+        </w:rPr>
+        <w:t xml:space="preserve"> [Chatgpt (GPT</w:t>
+      </w:r>
+      <w:r>
+        <w:rPr>
+          <w:rFonts w:ascii="Arial" w:eastAsia="Arial" w:hAnsi="Arial" w:cs="Cambria Math"/>
+          <w:color w:val="000000"/>
+          <w:sz w:val="18"/>
+          <w:highlight w:val="lightGray"/>
         </w:rPr>
         <w:t>‑</w:t>
       </w:r>
       <w:r>
         <w:rPr>
-          <w:b/>
-          <w:sz w:val="14"/>
-          <w:szCs w:val="14"/>
-          <w:shd w:val="clear" w:color="auto" w:fill="B7B7B7"/>
-        </w:rPr>
-        <w:t>5 Mini) at [8/17/2025]</w:t>
+          <w:rFonts w:ascii="Arial" w:eastAsia="Arial" w:hAnsi="Arial" w:cs="Arial"/>
+          <w:color w:val="000000"/>
+          <w:sz w:val="18"/>
+          <w:highlight w:val="lightGray"/>
+        </w:rPr>
+        <w:t xml:space="preserve">5 Mini)] </w:t>
+      </w:r>
+      <w:r>
+        <w:rPr>
+          <w:rFonts w:ascii="Arial" w:eastAsia="Arial" w:hAnsi="Arial" w:cs="Arial"/>
+          <w:b/>
+          <w:color w:val="000000"/>
+          <w:sz w:val="18"/>
+          <w:highlight w:val="lightGray"/>
+        </w:rPr>
+        <w:t>on</w:t>
+      </w:r>
+      <w:r>
+        <w:rPr>
+          <w:rFonts w:ascii="Arial" w:eastAsia="Arial" w:hAnsi="Arial"/>
+          <w:sz w:val="18"/>
+          <w:highlight w:val="lightGray"/>
+        </w:rPr>
+        <w:t xml:space="preserve"> [8/17/2025]</w:t>
       </w:r>
     </w:p>
     <w:p>
@@ -154,7 +180,7 @@
     </w:p>
     <w:p>
       <w:r>
-        <w:pict w14:anchorId="10B5F203">
+        <w:pict w14:anchorId="77B7F028">
           <v:rect id="_x0000_i1025" style="width:0;height:1.5pt" o:hralign="center" o:hrstd="t" o:hr="t" fillcolor="#a0a0a0" stroked="f"/>
         </w:pict>
       </w:r>
@@ -194,51 +220,77 @@
       </w:pPr>
       <w:r>
         <w:rPr>
-          <w:b/>
-          <w:shd w:val="clear" w:color="auto" w:fill="B7B7B7"/>
-        </w:rPr>
-        <w:t># Source</w:t>
-      </w:r>
-      <w:r>
-        <w:rPr>
-          <w:shd w:val="clear" w:color="auto" w:fill="B7B7B7"/>
-        </w:rPr>
-        <w:t xml:space="preserve">: </w:t>
-      </w:r>
-      <w:r>
-        <w:rPr>
-          <w:b/>
-          <w:shd w:val="clear" w:color="auto" w:fill="B7B7B7"/>
-        </w:rPr>
-        <w:t xml:space="preserve">Chatgpt </w:t>
-      </w:r>
-      <w:r>
-        <w:rPr>
-          <w:b/>
-          <w:sz w:val="14"/>
-          <w:szCs w:val="14"/>
-          <w:shd w:val="clear" w:color="auto" w:fill="B7B7B7"/>
-        </w:rPr>
-        <w:t>(GPT</w:t>
-      </w:r>
-      <w:r>
-        <w:rPr>
-          <w:rFonts w:ascii="Cambria Math" w:hAnsi="Cambria Math" w:cs="Cambria Math"/>
-          <w:b/>
-          <w:sz w:val="14"/>
-          <w:szCs w:val="14"/>
-          <w:shd w:val="clear" w:color="auto" w:fill="B7B7B7"/>
+          <w:rFonts w:ascii="Arial" w:eastAsia="Arial" w:hAnsi="Arial" w:cs="Arial"/>
+          <w:b/>
+          <w:color w:val="000000"/>
+          <w:sz w:val="18"/>
+          <w:highlight w:val="lightGray"/>
+        </w:rPr>
+        <w:t># Source: AI Source: Provided by: [Data Path</w:t>
+      </w:r>
+      <w:r>
+        <w:rPr>
+          <w:rFonts w:ascii="Arial" w:eastAsia="Arial" w:hAnsi="Arial" w:cs="Arial"/>
+          <w:color w:val="000000"/>
+          <w:sz w:val="18"/>
+          <w:highlight w:val="lightGray"/>
+        </w:rPr>
+        <w:t xml:space="preserve">: Persons Table -&gt; ID Column: 1, Name_En Column: Motasem Essam] -&gt; </w:t>
+      </w:r>
+      <w:r>
+        <w:rPr>
+          <w:rFonts w:ascii="Arial" w:eastAsia="Arial" w:hAnsi="Arial" w:cs="Arial"/>
+          <w:b/>
+          <w:color w:val="000000"/>
+          <w:sz w:val="18"/>
+          <w:highlight w:val="lightGray"/>
+        </w:rPr>
+        <w:t>From:</w:t>
+      </w:r>
+      <w:r>
+        <w:rPr>
+          <w:rFonts w:ascii="Arial" w:eastAsia="Arial" w:hAnsi="Arial" w:cs="Arial"/>
+          <w:color w:val="000000"/>
+          <w:sz w:val="18"/>
+          <w:highlight w:val="lightGray"/>
+        </w:rPr>
+        <w:t xml:space="preserve"> [Chatgpt (GPT</w:t>
+      </w:r>
+      <w:r>
+        <w:rPr>
+          <w:rFonts w:ascii="Arial" w:eastAsia="Arial" w:hAnsi="Arial" w:cs="Cambria Math"/>
+          <w:color w:val="000000"/>
+          <w:sz w:val="18"/>
+          <w:highlight w:val="lightGray"/>
         </w:rPr>
         <w:t>‑</w:t>
       </w:r>
       <w:r>
         <w:rPr>
-          <w:b/>
-          <w:sz w:val="14"/>
-          <w:szCs w:val="14"/>
-          <w:shd w:val="clear" w:color="auto" w:fill="B7B7B7"/>
-        </w:rPr>
-        <w:t>5 Mini) at [8/17/2025]</w:t>
+          <w:rFonts w:ascii="Arial" w:eastAsia="Arial" w:hAnsi="Arial" w:cs="Arial"/>
+          <w:color w:val="000000"/>
+          <w:sz w:val="18"/>
+          <w:highlight w:val="lightGray"/>
+        </w:rPr>
+        <w:t xml:space="preserve">5 Mini)] </w:t>
+      </w:r>
+      <w:r>
+        <w:rPr>
+          <w:rFonts w:ascii="Arial" w:eastAsia="Arial" w:hAnsi="Arial" w:cs="Arial"/>
+          <w:b/>
+          <w:color w:val="000000"/>
+          <w:sz w:val="18"/>
+          <w:highlight w:val="lightGray"/>
+        </w:rPr>
+        <w:t>on</w:t>
+      </w:r>
+      <w:r>
+        <w:rPr>
+          <w:rFonts w:ascii="Arial" w:eastAsia="Arial" w:hAnsi="Arial"/>
+          <w:sz w:val="18"/>
+          <w:highlight w:val="lightGray"/>
+        </w:rPr>
+        <w:t xml:space="preserve"> [8/17/2025]</w:t>
       </w:r>
     </w:p>
     <w:p>
@@ -290,7 +342,7 @@
     </w:p>
     <w:p>
       <w:r>
-        <w:pict w14:anchorId="2F121B48">
+        <w:pict w14:anchorId="66851E9F">
           <v:rect id="_x0000_i1026" style="width:0;height:1.5pt" o:hralign="center" o:hrstd="t" o:hr="t" fillcolor="#a0a0a0" stroked="f"/>
         </w:pict>
       </w:r>
@@ -323,51 +375,77 @@
       </w:pPr>
       <w:r>
         <w:rPr>
-          <w:b/>
-          <w:shd w:val="clear" w:color="auto" w:fill="B7B7B7"/>
-        </w:rPr>
-        <w:t># Source</w:t>
-      </w:r>
-      <w:r>
-        <w:rPr>
-          <w:shd w:val="clear" w:color="auto" w:fill="B7B7B7"/>
-        </w:rPr>
-        <w:t xml:space="preserve">: </w:t>
-      </w:r>
-      <w:r>
-        <w:rPr>
-          <w:b/>
-          <w:shd w:val="clear" w:color="auto" w:fill="B7B7B7"/>
-        </w:rPr>
-        <w:t xml:space="preserve">Chatgpt </w:t>
-      </w:r>
-      <w:r>
-        <w:rPr>
-          <w:b/>
-          <w:sz w:val="14"/>
-          <w:szCs w:val="14"/>
-          <w:shd w:val="clear" w:color="auto" w:fill="B7B7B7"/>
-        </w:rPr>
-        <w:t>(GPT</w:t>
-      </w:r>
-      <w:r>
-        <w:rPr>
-          <w:rFonts w:ascii="Cambria Math" w:hAnsi="Cambria Math" w:cs="Cambria Math"/>
-          <w:b/>
-          <w:sz w:val="14"/>
-          <w:szCs w:val="14"/>
-          <w:shd w:val="clear" w:color="auto" w:fill="B7B7B7"/>
+          <w:rFonts w:ascii="Arial" w:eastAsia="Arial" w:hAnsi="Arial" w:cs="Arial"/>
+          <w:b/>
+          <w:color w:val="000000"/>
+          <w:sz w:val="18"/>
+          <w:highlight w:val="lightGray"/>
+        </w:rPr>
+        <w:t># Source: AI Source: Provided by: [Data Path</w:t>
+      </w:r>
+      <w:r>
+        <w:rPr>
+          <w:rFonts w:ascii="Arial" w:eastAsia="Arial" w:hAnsi="Arial" w:cs="Arial"/>
+          <w:color w:val="000000"/>
+          <w:sz w:val="18"/>
+          <w:highlight w:val="lightGray"/>
+        </w:rPr>
+        <w:t xml:space="preserve">: Persons Table -&gt; ID Column: 1, Name_En Column: Motasem Essam] -&gt; </w:t>
+      </w:r>
+      <w:r>
+        <w:rPr>
+          <w:rFonts w:ascii="Arial" w:eastAsia="Arial" w:hAnsi="Arial" w:cs="Arial"/>
+          <w:b/>
+          <w:color w:val="000000"/>
+          <w:sz w:val="18"/>
+          <w:highlight w:val="lightGray"/>
+        </w:rPr>
+        <w:t>From:</w:t>
+      </w:r>
+      <w:r>
+        <w:rPr>
+          <w:rFonts w:ascii="Arial" w:eastAsia="Arial" w:hAnsi="Arial" w:cs="Arial"/>
+          <w:color w:val="000000"/>
+          <w:sz w:val="18"/>
+          <w:highlight w:val="lightGray"/>
+        </w:rPr>
+        <w:t xml:space="preserve"> [Chatgpt (GPT</w:t>
+      </w:r>
+      <w:r>
+        <w:rPr>
+          <w:rFonts w:ascii="Arial" w:eastAsia="Arial" w:hAnsi="Arial" w:cs="Cambria Math"/>
+          <w:color w:val="000000"/>
+          <w:sz w:val="18"/>
+          <w:highlight w:val="lightGray"/>
         </w:rPr>
         <w:t>‑</w:t>
       </w:r>
       <w:r>
         <w:rPr>
-          <w:b/>
-          <w:sz w:val="14"/>
-          <w:szCs w:val="14"/>
-          <w:shd w:val="clear" w:color="auto" w:fill="B7B7B7"/>
-        </w:rPr>
-        <w:t>5 Mini) at [8/17/2025]</w:t>
+          <w:rFonts w:ascii="Arial" w:eastAsia="Arial" w:hAnsi="Arial" w:cs="Arial"/>
+          <w:color w:val="000000"/>
+          <w:sz w:val="18"/>
+          <w:highlight w:val="lightGray"/>
+        </w:rPr>
+        <w:t xml:space="preserve">5 Mini)] </w:t>
+      </w:r>
+      <w:r>
+        <w:rPr>
+          <w:rFonts w:ascii="Arial" w:eastAsia="Arial" w:hAnsi="Arial" w:cs="Arial"/>
+          <w:b/>
+          <w:color w:val="000000"/>
+          <w:sz w:val="18"/>
+          <w:highlight w:val="lightGray"/>
+        </w:rPr>
+        <w:t>on</w:t>
+      </w:r>
+      <w:r>
+        <w:rPr>
+          <w:rFonts w:ascii="Arial" w:eastAsia="Arial" w:hAnsi="Arial"/>
+          <w:sz w:val="18"/>
+          <w:highlight w:val="lightGray"/>
+        </w:rPr>
+        <w:t xml:space="preserve"> [8/17/2025]</w:t>
       </w:r>
     </w:p>
     <w:p>
@@ -376,7 +454,7 @@
           <w:ilvl w:val="0"/>
           <w:numId w:val="16"/>
         </w:numPr>
-        <w:spacing w:before="240"/>
+        <w:spacing w:before="240" w:after="0" w:line="276" w:lineRule="auto"/>
       </w:pPr>
       <w:r>
         <w:rPr>
@@ -423,6 +501,7 @@
           <w:ilvl w:val="0"/>
           <w:numId w:val="16"/>
         </w:numPr>
+        <w:spacing w:after="0" w:line="276" w:lineRule="auto"/>
       </w:pPr>
       <w:r>
         <w:rPr>
@@ -456,6 +535,7 @@
           <w:ilvl w:val="0"/>
           <w:numId w:val="16"/>
         </w:numPr>
+        <w:spacing w:after="0" w:line="276" w:lineRule="auto"/>
       </w:pPr>
       <w:r>
         <w:rPr>
@@ -489,6 +569,7 @@
           <w:ilvl w:val="0"/>
           <w:numId w:val="16"/>
         </w:numPr>
+        <w:spacing w:after="0" w:line="276" w:lineRule="auto"/>
       </w:pPr>
       <w:r>
         <w:rPr>
@@ -522,12 +603,12 @@
           <w:ilvl w:val="0"/>
           <w:numId w:val="16"/>
         </w:numPr>
-      </w:pPr>
-      <w:r>
-        <w:rPr>
-          <w:rFonts w:ascii="Roboto Mono" w:eastAsia="Roboto Mono" w:hAnsi="Roboto Mono" w:cs="Roboto Mono"/>
-        </w:rPr>
-        <w:lastRenderedPageBreak/>
+        <w:spacing w:after="0" w:line="276" w:lineRule="auto"/>
+      </w:pPr>
+      <w:r>
+        <w:rPr>
+          <w:rFonts w:ascii="Roboto Mono" w:eastAsia="Roboto Mono" w:hAnsi="Roboto Mono" w:cs="Roboto Mono"/>
+        </w:rPr>
         <w:t xml:space="preserve">Establish </w:t>
       </w:r>
       <w:r>
@@ -556,6 +637,7 @@
           <w:ilvl w:val="0"/>
           <w:numId w:val="16"/>
         </w:numPr>
+        <w:spacing w:after="0" w:line="276" w:lineRule="auto"/>
       </w:pPr>
       <w:r>
         <w:rPr>
@@ -589,7 +671,7 @@
           <w:ilvl w:val="0"/>
           <w:numId w:val="16"/>
         </w:numPr>
-        <w:spacing w:after="240"/>
+        <w:spacing w:after="240" w:line="276" w:lineRule="auto"/>
       </w:pPr>
       <w:r>
         <w:rPr>
@@ -702,7 +784,7 @@
         <w:spacing w:before="240" w:after="240"/>
       </w:pPr>
       <w:r>
-        <w:pict w14:anchorId="64AD69DA">
+        <w:pict w14:anchorId="1BF4AFC7">
           <v:rect id="_x0000_i1027" style="width:0;height:1.5pt" o:hralign="center" o:hrstd="t" o:hr="t" fillcolor="#a0a0a0" stroked="f"/>
         </w:pict>
       </w:r>
@@ -738,51 +820,77 @@
       </w:pPr>
       <w:r>
         <w:rPr>
-          <w:b/>
-          <w:shd w:val="clear" w:color="auto" w:fill="B7B7B7"/>
-        </w:rPr>
-        <w:t># Source</w:t>
-      </w:r>
-      <w:r>
-        <w:rPr>
-          <w:shd w:val="clear" w:color="auto" w:fill="B7B7B7"/>
-        </w:rPr>
-        <w:t xml:space="preserve">: </w:t>
-      </w:r>
-      <w:r>
-        <w:rPr>
-          <w:b/>
-          <w:shd w:val="clear" w:color="auto" w:fill="B7B7B7"/>
-        </w:rPr>
-        <w:t xml:space="preserve">Chatgpt </w:t>
-      </w:r>
-      <w:r>
-        <w:rPr>
-          <w:b/>
-          <w:sz w:val="14"/>
-          <w:szCs w:val="14"/>
-          <w:shd w:val="clear" w:color="auto" w:fill="B7B7B7"/>
-        </w:rPr>
-        <w:t>(GPT</w:t>
-      </w:r>
-      <w:r>
-        <w:rPr>
-          <w:rFonts w:ascii="Cambria Math" w:hAnsi="Cambria Math" w:cs="Cambria Math"/>
-          <w:b/>
-          <w:sz w:val="14"/>
-          <w:szCs w:val="14"/>
-          <w:shd w:val="clear" w:color="auto" w:fill="B7B7B7"/>
+          <w:rFonts w:ascii="Arial" w:eastAsia="Arial" w:hAnsi="Arial" w:cs="Arial"/>
+          <w:b/>
+          <w:color w:val="000000"/>
+          <w:sz w:val="18"/>
+          <w:highlight w:val="lightGray"/>
+        </w:rPr>
+        <w:t># Source: AI Source: Provided by: [Data Path</w:t>
+      </w:r>
+      <w:r>
+        <w:rPr>
+          <w:rFonts w:ascii="Arial" w:eastAsia="Arial" w:hAnsi="Arial" w:cs="Arial"/>
+          <w:color w:val="000000"/>
+          <w:sz w:val="18"/>
+          <w:highlight w:val="lightGray"/>
+        </w:rPr>
+        <w:t xml:space="preserve">: Persons Table -&gt; ID Column: 1, Name_En Column: Motasem Essam] -&gt; </w:t>
+      </w:r>
+      <w:r>
+        <w:rPr>
+          <w:rFonts w:ascii="Arial" w:eastAsia="Arial" w:hAnsi="Arial" w:cs="Arial"/>
+          <w:b/>
+          <w:color w:val="000000"/>
+          <w:sz w:val="18"/>
+          <w:highlight w:val="lightGray"/>
+        </w:rPr>
+        <w:t>From:</w:t>
+      </w:r>
+      <w:r>
+        <w:rPr>
+          <w:rFonts w:ascii="Arial" w:eastAsia="Arial" w:hAnsi="Arial" w:cs="Arial"/>
+          <w:color w:val="000000"/>
+          <w:sz w:val="18"/>
+          <w:highlight w:val="lightGray"/>
+        </w:rPr>
+        <w:t xml:space="preserve"> [Chatgpt (GPT</w:t>
+      </w:r>
+      <w:r>
+        <w:rPr>
+          <w:rFonts w:ascii="Arial" w:eastAsia="Arial" w:hAnsi="Arial" w:cs="Cambria Math"/>
+          <w:color w:val="000000"/>
+          <w:sz w:val="18"/>
+          <w:highlight w:val="lightGray"/>
         </w:rPr>
         <w:t>‑</w:t>
       </w:r>
       <w:r>
         <w:rPr>
-          <w:b/>
-          <w:sz w:val="14"/>
-          <w:szCs w:val="14"/>
-          <w:shd w:val="clear" w:color="auto" w:fill="B7B7B7"/>
-        </w:rPr>
-        <w:t>5 Mini) at [8/17/2025]</w:t>
+          <w:rFonts w:ascii="Arial" w:eastAsia="Arial" w:hAnsi="Arial" w:cs="Arial"/>
+          <w:color w:val="000000"/>
+          <w:sz w:val="18"/>
+          <w:highlight w:val="lightGray"/>
+        </w:rPr>
+        <w:t xml:space="preserve">5 Mini)] </w:t>
+      </w:r>
+      <w:r>
+        <w:rPr>
+          <w:rFonts w:ascii="Arial" w:eastAsia="Arial" w:hAnsi="Arial" w:cs="Arial"/>
+          <w:b/>
+          <w:color w:val="000000"/>
+          <w:sz w:val="18"/>
+          <w:highlight w:val="lightGray"/>
+        </w:rPr>
+        <w:t>on</w:t>
+      </w:r>
+      <w:r>
+        <w:rPr>
+          <w:rFonts w:ascii="Arial" w:eastAsia="Arial" w:hAnsi="Arial"/>
+          <w:sz w:val="18"/>
+          <w:highlight w:val="lightGray"/>
+        </w:rPr>
+        <w:t xml:space="preserve"> [8/17/2025]</w:t>
       </w:r>
     </w:p>
     <w:p>
@@ -791,7 +899,7 @@
           <w:ilvl w:val="0"/>
           <w:numId w:val="17"/>
         </w:numPr>
-        <w:spacing w:before="240"/>
+        <w:spacing w:before="240" w:after="0" w:line="276" w:lineRule="auto"/>
       </w:pPr>
       <w:r>
         <w:rPr>
@@ -819,6 +927,7 @@
           <w:ilvl w:val="0"/>
           <w:numId w:val="17"/>
         </w:numPr>
+        <w:spacing w:after="0" w:line="276" w:lineRule="auto"/>
         <w:rPr>
           <w:rFonts w:ascii="Roboto Mono" w:eastAsia="Roboto Mono" w:hAnsi="Roboto Mono" w:cs="Roboto Mono"/>
         </w:rPr>
@@ -844,6 +953,7 @@
           <w:ilvl w:val="1"/>
           <w:numId w:val="17"/>
         </w:numPr>
+        <w:spacing w:after="0" w:line="276" w:lineRule="auto"/>
         <w:rPr>
           <w:rFonts w:ascii="Roboto Mono" w:eastAsia="Roboto Mono" w:hAnsi="Roboto Mono" w:cs="Roboto Mono"/>
         </w:rPr>
@@ -874,7 +984,7 @@
           <w:ilvl w:val="1"/>
           <w:numId w:val="17"/>
         </w:numPr>
-        <w:spacing w:after="240"/>
+        <w:spacing w:after="240" w:line="276" w:lineRule="auto"/>
         <w:rPr>
           <w:rFonts w:ascii="Roboto Mono" w:eastAsia="Roboto Mono" w:hAnsi="Roboto Mono" w:cs="Roboto Mono"/>
         </w:rPr>
@@ -904,7 +1014,7 @@
         <w:spacing w:before="240" w:after="240"/>
       </w:pPr>
       <w:r>
-        <w:pict w14:anchorId="6BC2C215">
+        <w:pict w14:anchorId="15081BFE">
           <v:rect id="_x0000_i1028" style="width:0;height:1.5pt" o:hralign="center" o:hrstd="t" o:hr="t" fillcolor="#a0a0a0" stroked="f"/>
         </w:pict>
       </w:r>
@@ -927,51 +1037,77 @@
       </w:pPr>
       <w:r>
         <w:rPr>
-          <w:b/>
-          <w:shd w:val="clear" w:color="auto" w:fill="B7B7B7"/>
-        </w:rPr>
-        <w:t># Source</w:t>
-      </w:r>
-      <w:r>
-        <w:rPr>
-          <w:shd w:val="clear" w:color="auto" w:fill="B7B7B7"/>
-        </w:rPr>
-        <w:t xml:space="preserve">: </w:t>
-      </w:r>
-      <w:r>
-        <w:rPr>
-          <w:b/>
-          <w:shd w:val="clear" w:color="auto" w:fill="B7B7B7"/>
-        </w:rPr>
-        <w:t xml:space="preserve">Chatgpt </w:t>
-      </w:r>
-      <w:r>
-        <w:rPr>
-          <w:b/>
-          <w:sz w:val="14"/>
-          <w:szCs w:val="14"/>
-          <w:shd w:val="clear" w:color="auto" w:fill="B7B7B7"/>
-        </w:rPr>
-        <w:t>(GPT</w:t>
-      </w:r>
-      <w:r>
-        <w:rPr>
-          <w:rFonts w:ascii="Cambria Math" w:hAnsi="Cambria Math" w:cs="Cambria Math"/>
-          <w:b/>
-          <w:sz w:val="14"/>
-          <w:szCs w:val="14"/>
-          <w:shd w:val="clear" w:color="auto" w:fill="B7B7B7"/>
+          <w:rFonts w:ascii="Arial" w:eastAsia="Arial" w:hAnsi="Arial" w:cs="Arial"/>
+          <w:b/>
+          <w:color w:val="000000"/>
+          <w:sz w:val="18"/>
+          <w:highlight w:val="lightGray"/>
+        </w:rPr>
+        <w:t># Source: AI Source: Provided by: [Data Path</w:t>
+      </w:r>
+      <w:r>
+        <w:rPr>
+          <w:rFonts w:ascii="Arial" w:eastAsia="Arial" w:hAnsi="Arial" w:cs="Arial"/>
+          <w:color w:val="000000"/>
+          <w:sz w:val="18"/>
+          <w:highlight w:val="lightGray"/>
+        </w:rPr>
+        <w:t xml:space="preserve">: Persons Table -&gt; ID Column: 1, Name_En Column: Motasem Essam] -&gt; </w:t>
+      </w:r>
+      <w:r>
+        <w:rPr>
+          <w:rFonts w:ascii="Arial" w:eastAsia="Arial" w:hAnsi="Arial" w:cs="Arial"/>
+          <w:b/>
+          <w:color w:val="000000"/>
+          <w:sz w:val="18"/>
+          <w:highlight w:val="lightGray"/>
+        </w:rPr>
+        <w:t>From:</w:t>
+      </w:r>
+      <w:r>
+        <w:rPr>
+          <w:rFonts w:ascii="Arial" w:eastAsia="Arial" w:hAnsi="Arial" w:cs="Arial"/>
+          <w:color w:val="000000"/>
+          <w:sz w:val="18"/>
+          <w:highlight w:val="lightGray"/>
+        </w:rPr>
+        <w:t xml:space="preserve"> [Chatgpt (GPT</w:t>
+      </w:r>
+      <w:r>
+        <w:rPr>
+          <w:rFonts w:ascii="Arial" w:eastAsia="Arial" w:hAnsi="Arial" w:cs="Cambria Math"/>
+          <w:color w:val="000000"/>
+          <w:sz w:val="18"/>
+          <w:highlight w:val="lightGray"/>
         </w:rPr>
         <w:t>‑</w:t>
       </w:r>
       <w:r>
         <w:rPr>
-          <w:b/>
-          <w:sz w:val="14"/>
-          <w:szCs w:val="14"/>
-          <w:shd w:val="clear" w:color="auto" w:fill="B7B7B7"/>
-        </w:rPr>
-        <w:t>5 Mini) at [8/17/2025]</w:t>
+          <w:rFonts w:ascii="Arial" w:eastAsia="Arial" w:hAnsi="Arial" w:cs="Arial"/>
+          <w:color w:val="000000"/>
+          <w:sz w:val="18"/>
+          <w:highlight w:val="lightGray"/>
+        </w:rPr>
+        <w:t xml:space="preserve">5 Mini)] </w:t>
+      </w:r>
+      <w:r>
+        <w:rPr>
+          <w:rFonts w:ascii="Arial" w:eastAsia="Arial" w:hAnsi="Arial" w:cs="Arial"/>
+          <w:b/>
+          <w:color w:val="000000"/>
+          <w:sz w:val="18"/>
+          <w:highlight w:val="lightGray"/>
+        </w:rPr>
+        <w:t>on</w:t>
+      </w:r>
+      <w:r>
+        <w:rPr>
+          <w:rFonts w:ascii="Arial" w:eastAsia="Arial" w:hAnsi="Arial"/>
+          <w:sz w:val="18"/>
+          <w:highlight w:val="lightGray"/>
+        </w:rPr>
+        <w:t xml:space="preserve"> [8/17/2025]</w:t>
       </w:r>
     </w:p>
     <w:p>
@@ -980,14 +1116,13 @@
           <w:ilvl w:val="0"/>
           <w:numId w:val="14"/>
         </w:numPr>
-        <w:spacing w:before="240"/>
-      </w:pPr>
-      <w:r>
-        <w:rPr>
-          <w:rFonts w:ascii="Roboto Mono" w:eastAsia="Roboto Mono" w:hAnsi="Roboto Mono" w:cs="Roboto Mono"/>
-          <w:b/>
-        </w:rPr>
-        <w:lastRenderedPageBreak/>
+        <w:spacing w:before="240" w:after="0" w:line="276" w:lineRule="auto"/>
+      </w:pPr>
+      <w:r>
+        <w:rPr>
+          <w:rFonts w:ascii="Roboto Mono" w:eastAsia="Roboto Mono" w:hAnsi="Roboto Mono" w:cs="Roboto Mono"/>
+          <w:b/>
+        </w:rPr>
         <w:t>Why:</w:t>
       </w:r>
       <w:r>
@@ -1009,6 +1144,7 @@
           <w:ilvl w:val="0"/>
           <w:numId w:val="14"/>
         </w:numPr>
+        <w:spacing w:after="0" w:line="276" w:lineRule="auto"/>
         <w:rPr>
           <w:rFonts w:ascii="Roboto Mono" w:eastAsia="Roboto Mono" w:hAnsi="Roboto Mono" w:cs="Roboto Mono"/>
         </w:rPr>
@@ -1034,6 +1170,7 @@
           <w:ilvl w:val="1"/>
           <w:numId w:val="14"/>
         </w:numPr>
+        <w:spacing w:after="0" w:line="276" w:lineRule="auto"/>
       </w:pPr>
       <w:r>
         <w:rPr>
@@ -1067,7 +1204,7 @@
           <w:ilvl w:val="1"/>
           <w:numId w:val="14"/>
         </w:numPr>
-        <w:spacing w:after="240"/>
+        <w:spacing w:after="240" w:line="276" w:lineRule="auto"/>
         <w:rPr>
           <w:rFonts w:ascii="Roboto Mono" w:eastAsia="Roboto Mono" w:hAnsi="Roboto Mono" w:cs="Roboto Mono"/>
         </w:rPr>
@@ -1090,7 +1227,7 @@
         <w:spacing w:before="240" w:after="240"/>
       </w:pPr>
       <w:r>
-        <w:pict w14:anchorId="299CA36E">
+        <w:pict w14:anchorId="7326A9AD">
           <v:rect id="_x0000_i1029" style="width:0;height:1.5pt" o:hralign="center" o:hrstd="t" o:hr="t" fillcolor="#a0a0a0" stroked="f"/>
         </w:pict>
       </w:r>
@@ -1113,51 +1250,77 @@
       </w:pPr>
       <w:r>
         <w:rPr>
-          <w:b/>
-          <w:shd w:val="clear" w:color="auto" w:fill="B7B7B7"/>
-        </w:rPr>
-        <w:t># Source</w:t>
-      </w:r>
-      <w:r>
-        <w:rPr>
-          <w:shd w:val="clear" w:color="auto" w:fill="B7B7B7"/>
-        </w:rPr>
-        <w:t xml:space="preserve">: </w:t>
-      </w:r>
-      <w:r>
-        <w:rPr>
-          <w:b/>
-          <w:shd w:val="clear" w:color="auto" w:fill="B7B7B7"/>
-        </w:rPr>
-        <w:t xml:space="preserve">Chatgpt </w:t>
-      </w:r>
-      <w:r>
-        <w:rPr>
-          <w:b/>
-          <w:sz w:val="14"/>
-          <w:szCs w:val="14"/>
-          <w:shd w:val="clear" w:color="auto" w:fill="B7B7B7"/>
-        </w:rPr>
-        <w:t>(GPT</w:t>
-      </w:r>
-      <w:r>
-        <w:rPr>
-          <w:rFonts w:ascii="Cambria Math" w:hAnsi="Cambria Math" w:cs="Cambria Math"/>
-          <w:b/>
-          <w:sz w:val="14"/>
-          <w:szCs w:val="14"/>
-          <w:shd w:val="clear" w:color="auto" w:fill="B7B7B7"/>
+          <w:rFonts w:ascii="Arial" w:eastAsia="Arial" w:hAnsi="Arial" w:cs="Arial"/>
+          <w:b/>
+          <w:color w:val="000000"/>
+          <w:sz w:val="18"/>
+          <w:highlight w:val="lightGray"/>
+        </w:rPr>
+        <w:t># Source: AI Source: Provided by: [Data Path</w:t>
+      </w:r>
+      <w:r>
+        <w:rPr>
+          <w:rFonts w:ascii="Arial" w:eastAsia="Arial" w:hAnsi="Arial" w:cs="Arial"/>
+          <w:color w:val="000000"/>
+          <w:sz w:val="18"/>
+          <w:highlight w:val="lightGray"/>
+        </w:rPr>
+        <w:t xml:space="preserve">: Persons Table -&gt; ID Column: 1, Name_En Column: Motasem Essam] -&gt; </w:t>
+      </w:r>
+      <w:r>
+        <w:rPr>
+          <w:rFonts w:ascii="Arial" w:eastAsia="Arial" w:hAnsi="Arial" w:cs="Arial"/>
+          <w:b/>
+          <w:color w:val="000000"/>
+          <w:sz w:val="18"/>
+          <w:highlight w:val="lightGray"/>
+        </w:rPr>
+        <w:t>From:</w:t>
+      </w:r>
+      <w:r>
+        <w:rPr>
+          <w:rFonts w:ascii="Arial" w:eastAsia="Arial" w:hAnsi="Arial" w:cs="Arial"/>
+          <w:color w:val="000000"/>
+          <w:sz w:val="18"/>
+          <w:highlight w:val="lightGray"/>
+        </w:rPr>
+        <w:t xml:space="preserve"> [Chatgpt (GPT</w:t>
+      </w:r>
+      <w:r>
+        <w:rPr>
+          <w:rFonts w:ascii="Arial" w:eastAsia="Arial" w:hAnsi="Arial" w:cs="Cambria Math"/>
+          <w:color w:val="000000"/>
+          <w:sz w:val="18"/>
+          <w:highlight w:val="lightGray"/>
         </w:rPr>
         <w:t>‑</w:t>
       </w:r>
       <w:r>
         <w:rPr>
-          <w:b/>
-          <w:sz w:val="14"/>
-          <w:szCs w:val="14"/>
-          <w:shd w:val="clear" w:color="auto" w:fill="B7B7B7"/>
-        </w:rPr>
-        <w:t>5 Mini) at [8/17/2025]</w:t>
+          <w:rFonts w:ascii="Arial" w:eastAsia="Arial" w:hAnsi="Arial" w:cs="Arial"/>
+          <w:color w:val="000000"/>
+          <w:sz w:val="18"/>
+          <w:highlight w:val="lightGray"/>
+        </w:rPr>
+        <w:t xml:space="preserve">5 Mini)] </w:t>
+      </w:r>
+      <w:r>
+        <w:rPr>
+          <w:rFonts w:ascii="Arial" w:eastAsia="Arial" w:hAnsi="Arial" w:cs="Arial"/>
+          <w:b/>
+          <w:color w:val="000000"/>
+          <w:sz w:val="18"/>
+          <w:highlight w:val="lightGray"/>
+        </w:rPr>
+        <w:t>on</w:t>
+      </w:r>
+      <w:r>
+        <w:rPr>
+          <w:rFonts w:ascii="Arial" w:eastAsia="Arial" w:hAnsi="Arial"/>
+          <w:sz w:val="18"/>
+          <w:highlight w:val="lightGray"/>
+        </w:rPr>
+        <w:t xml:space="preserve"> [8/17/2025]</w:t>
       </w:r>
     </w:p>
     <w:p>
@@ -1166,7 +1329,7 @@
           <w:ilvl w:val="0"/>
           <w:numId w:val="3"/>
         </w:numPr>
-        <w:spacing w:before="240"/>
+        <w:spacing w:before="240" w:after="0" w:line="276" w:lineRule="auto"/>
       </w:pPr>
       <w:r>
         <w:rPr>
@@ -1194,6 +1357,7 @@
           <w:ilvl w:val="0"/>
           <w:numId w:val="3"/>
         </w:numPr>
+        <w:spacing w:after="0" w:line="276" w:lineRule="auto"/>
         <w:rPr>
           <w:rFonts w:ascii="Roboto Mono" w:eastAsia="Roboto Mono" w:hAnsi="Roboto Mono" w:cs="Roboto Mono"/>
         </w:rPr>
@@ -1219,6 +1383,7 @@
           <w:ilvl w:val="1"/>
           <w:numId w:val="3"/>
         </w:numPr>
+        <w:spacing w:after="0" w:line="276" w:lineRule="auto"/>
       </w:pPr>
       <w:r>
         <w:rPr>
@@ -1252,6 +1417,7 @@
           <w:ilvl w:val="1"/>
           <w:numId w:val="3"/>
         </w:numPr>
+        <w:spacing w:after="0" w:line="276" w:lineRule="auto"/>
         <w:rPr>
           <w:rFonts w:ascii="Roboto Mono" w:eastAsia="Roboto Mono" w:hAnsi="Roboto Mono" w:cs="Roboto Mono"/>
         </w:rPr>
@@ -1275,7 +1441,7 @@
           <w:ilvl w:val="1"/>
           <w:numId w:val="3"/>
         </w:numPr>
-        <w:spacing w:after="240"/>
+        <w:spacing w:after="240" w:line="276" w:lineRule="auto"/>
       </w:pPr>
       <w:r>
         <w:rPr>
@@ -1308,7 +1474,7 @@
         <w:spacing w:before="240" w:after="240"/>
       </w:pPr>
       <w:r>
-        <w:pict w14:anchorId="793679EA">
+        <w:pict w14:anchorId="2D4839D9">
           <v:rect id="_x0000_i1030" style="width:0;height:1.5pt" o:hralign="center" o:hrstd="t" o:hr="t" fillcolor="#a0a0a0" stroked="f"/>
         </w:pict>
       </w:r>
@@ -1331,51 +1497,77 @@
       </w:pPr>
       <w:r>
         <w:rPr>
-          <w:b/>
-          <w:shd w:val="clear" w:color="auto" w:fill="B7B7B7"/>
-        </w:rPr>
-        <w:t># Source</w:t>
-      </w:r>
-      <w:r>
-        <w:rPr>
-          <w:shd w:val="clear" w:color="auto" w:fill="B7B7B7"/>
-        </w:rPr>
-        <w:t xml:space="preserve">: </w:t>
-      </w:r>
-      <w:r>
-        <w:rPr>
-          <w:b/>
-          <w:shd w:val="clear" w:color="auto" w:fill="B7B7B7"/>
-        </w:rPr>
-        <w:t xml:space="preserve">Chatgpt </w:t>
-      </w:r>
-      <w:r>
-        <w:rPr>
-          <w:b/>
-          <w:sz w:val="14"/>
-          <w:szCs w:val="14"/>
-          <w:shd w:val="clear" w:color="auto" w:fill="B7B7B7"/>
-        </w:rPr>
-        <w:t>(GPT</w:t>
-      </w:r>
-      <w:r>
-        <w:rPr>
-          <w:rFonts w:ascii="Cambria Math" w:hAnsi="Cambria Math" w:cs="Cambria Math"/>
-          <w:b/>
-          <w:sz w:val="14"/>
-          <w:szCs w:val="14"/>
-          <w:shd w:val="clear" w:color="auto" w:fill="B7B7B7"/>
+          <w:rFonts w:ascii="Arial" w:eastAsia="Arial" w:hAnsi="Arial" w:cs="Arial"/>
+          <w:b/>
+          <w:color w:val="000000"/>
+          <w:sz w:val="18"/>
+          <w:highlight w:val="lightGray"/>
+        </w:rPr>
+        <w:t># Source: AI Source: Provided by: [Data Path</w:t>
+      </w:r>
+      <w:r>
+        <w:rPr>
+          <w:rFonts w:ascii="Arial" w:eastAsia="Arial" w:hAnsi="Arial" w:cs="Arial"/>
+          <w:color w:val="000000"/>
+          <w:sz w:val="18"/>
+          <w:highlight w:val="lightGray"/>
+        </w:rPr>
+        <w:t xml:space="preserve">: Persons Table -&gt; ID Column: 1, Name_En Column: Motasem Essam] -&gt; </w:t>
+      </w:r>
+      <w:r>
+        <w:rPr>
+          <w:rFonts w:ascii="Arial" w:eastAsia="Arial" w:hAnsi="Arial" w:cs="Arial"/>
+          <w:b/>
+          <w:color w:val="000000"/>
+          <w:sz w:val="18"/>
+          <w:highlight w:val="lightGray"/>
+        </w:rPr>
+        <w:t>From:</w:t>
+      </w:r>
+      <w:r>
+        <w:rPr>
+          <w:rFonts w:ascii="Arial" w:eastAsia="Arial" w:hAnsi="Arial" w:cs="Arial"/>
+          <w:color w:val="000000"/>
+          <w:sz w:val="18"/>
+          <w:highlight w:val="lightGray"/>
+        </w:rPr>
+        <w:t xml:space="preserve"> [Chatgpt (GPT</w:t>
+      </w:r>
+      <w:r>
+        <w:rPr>
+          <w:rFonts w:ascii="Arial" w:eastAsia="Arial" w:hAnsi="Arial" w:cs="Cambria Math"/>
+          <w:color w:val="000000"/>
+          <w:sz w:val="18"/>
+          <w:highlight w:val="lightGray"/>
         </w:rPr>
         <w:t>‑</w:t>
       </w:r>
       <w:r>
         <w:rPr>
-          <w:b/>
-          <w:sz w:val="14"/>
-          <w:szCs w:val="14"/>
-          <w:shd w:val="clear" w:color="auto" w:fill="B7B7B7"/>
-        </w:rPr>
-        <w:t>5 Mini) at [8/17/2025]</w:t>
+          <w:rFonts w:ascii="Arial" w:eastAsia="Arial" w:hAnsi="Arial" w:cs="Arial"/>
+          <w:color w:val="000000"/>
+          <w:sz w:val="18"/>
+          <w:highlight w:val="lightGray"/>
+        </w:rPr>
+        <w:t xml:space="preserve">5 Mini)] </w:t>
+      </w:r>
+      <w:r>
+        <w:rPr>
+          <w:rFonts w:ascii="Arial" w:eastAsia="Arial" w:hAnsi="Arial" w:cs="Arial"/>
+          <w:b/>
+          <w:color w:val="000000"/>
+          <w:sz w:val="18"/>
+          <w:highlight w:val="lightGray"/>
+        </w:rPr>
+        <w:t>on</w:t>
+      </w:r>
+      <w:r>
+        <w:rPr>
+          <w:rFonts w:ascii="Arial" w:eastAsia="Arial" w:hAnsi="Arial"/>
+          <w:sz w:val="18"/>
+          <w:highlight w:val="lightGray"/>
+        </w:rPr>
+        <w:t xml:space="preserve"> [8/17/2025]</w:t>
       </w:r>
     </w:p>
     <w:p>
@@ -1384,7 +1576,7 @@
           <w:ilvl w:val="0"/>
           <w:numId w:val="6"/>
         </w:numPr>
-        <w:spacing w:before="240"/>
+        <w:spacing w:before="240" w:after="0" w:line="276" w:lineRule="auto"/>
       </w:pPr>
       <w:r>
         <w:rPr>
@@ -1412,6 +1604,7 @@
           <w:ilvl w:val="0"/>
           <w:numId w:val="6"/>
         </w:numPr>
+        <w:spacing w:after="0" w:line="276" w:lineRule="auto"/>
         <w:rPr>
           <w:rFonts w:ascii="Roboto Mono" w:eastAsia="Roboto Mono" w:hAnsi="Roboto Mono" w:cs="Roboto Mono"/>
         </w:rPr>
@@ -1437,15 +1630,15 @@
           <w:ilvl w:val="1"/>
           <w:numId w:val="6"/>
         </w:numPr>
-        <w:rPr>
-          <w:rFonts w:ascii="Roboto Mono" w:eastAsia="Roboto Mono" w:hAnsi="Roboto Mono" w:cs="Roboto Mono"/>
-        </w:rPr>
-      </w:pPr>
-      <w:r>
-        <w:rPr>
-          <w:rFonts w:ascii="Roboto Mono" w:eastAsia="Roboto Mono" w:hAnsi="Roboto Mono" w:cs="Roboto Mono"/>
-        </w:rPr>
-        <w:lastRenderedPageBreak/>
+        <w:spacing w:after="0" w:line="276" w:lineRule="auto"/>
+        <w:rPr>
+          <w:rFonts w:ascii="Roboto Mono" w:eastAsia="Roboto Mono" w:hAnsi="Roboto Mono" w:cs="Roboto Mono"/>
+        </w:rPr>
+      </w:pPr>
+      <w:r>
+        <w:rPr>
+          <w:rFonts w:ascii="Roboto Mono" w:eastAsia="Roboto Mono" w:hAnsi="Roboto Mono" w:cs="Roboto Mono"/>
+        </w:rPr>
         <w:t>Roles: 1 Test Manager, 3 Manual Testers, 2 Automation Engineers.</w:t>
       </w:r>
       <w:r>
@@ -1461,6 +1654,7 @@
           <w:ilvl w:val="1"/>
           <w:numId w:val="6"/>
         </w:numPr>
+        <w:spacing w:after="0" w:line="276" w:lineRule="auto"/>
       </w:pPr>
       <w:r>
         <w:rPr>
@@ -1520,7 +1714,7 @@
           <w:ilvl w:val="1"/>
           <w:numId w:val="6"/>
         </w:numPr>
-        <w:spacing w:after="240"/>
+        <w:spacing w:after="240" w:line="276" w:lineRule="auto"/>
         <w:rPr>
           <w:rFonts w:ascii="Roboto Mono" w:eastAsia="Roboto Mono" w:hAnsi="Roboto Mono" w:cs="Roboto Mono"/>
         </w:rPr>
@@ -1543,7 +1737,7 @@
         <w:spacing w:before="240" w:after="240"/>
       </w:pPr>
       <w:r>
-        <w:pict w14:anchorId="39F006BC">
+        <w:pict w14:anchorId="46E0182B">
           <v:rect id="_x0000_i1031" style="width:0;height:1.5pt" o:hralign="center" o:hrstd="t" o:hr="t" fillcolor="#a0a0a0" stroked="f"/>
         </w:pict>
       </w:r>
@@ -1566,51 +1760,77 @@
       </w:pPr>
       <w:r>
         <w:rPr>
-          <w:b/>
-          <w:shd w:val="clear" w:color="auto" w:fill="B7B7B7"/>
-        </w:rPr>
-        <w:t># Source</w:t>
-      </w:r>
-      <w:r>
-        <w:rPr>
-          <w:shd w:val="clear" w:color="auto" w:fill="B7B7B7"/>
-        </w:rPr>
-        <w:t xml:space="preserve">: </w:t>
-      </w:r>
-      <w:r>
-        <w:rPr>
-          <w:b/>
-          <w:shd w:val="clear" w:color="auto" w:fill="B7B7B7"/>
-        </w:rPr>
-        <w:t xml:space="preserve">Chatgpt </w:t>
-      </w:r>
-      <w:r>
-        <w:rPr>
-          <w:b/>
-          <w:sz w:val="14"/>
-          <w:szCs w:val="14"/>
-          <w:shd w:val="clear" w:color="auto" w:fill="B7B7B7"/>
-        </w:rPr>
-        <w:t>(GPT</w:t>
-      </w:r>
-      <w:r>
-        <w:rPr>
-          <w:rFonts w:ascii="Cambria Math" w:hAnsi="Cambria Math" w:cs="Cambria Math"/>
-          <w:b/>
-          <w:sz w:val="14"/>
-          <w:szCs w:val="14"/>
-          <w:shd w:val="clear" w:color="auto" w:fill="B7B7B7"/>
+          <w:rFonts w:ascii="Arial" w:eastAsia="Arial" w:hAnsi="Arial" w:cs="Arial"/>
+          <w:b/>
+          <w:color w:val="000000"/>
+          <w:sz w:val="18"/>
+          <w:highlight w:val="lightGray"/>
+        </w:rPr>
+        <w:t># Source: AI Source: Provided by: [Data Path</w:t>
+      </w:r>
+      <w:r>
+        <w:rPr>
+          <w:rFonts w:ascii="Arial" w:eastAsia="Arial" w:hAnsi="Arial" w:cs="Arial"/>
+          <w:color w:val="000000"/>
+          <w:sz w:val="18"/>
+          <w:highlight w:val="lightGray"/>
+        </w:rPr>
+        <w:t xml:space="preserve">: Persons Table -&gt; ID Column: 1, Name_En Column: Motasem Essam] -&gt; </w:t>
+      </w:r>
+      <w:r>
+        <w:rPr>
+          <w:rFonts w:ascii="Arial" w:eastAsia="Arial" w:hAnsi="Arial" w:cs="Arial"/>
+          <w:b/>
+          <w:color w:val="000000"/>
+          <w:sz w:val="18"/>
+          <w:highlight w:val="lightGray"/>
+        </w:rPr>
+        <w:t>From:</w:t>
+      </w:r>
+      <w:r>
+        <w:rPr>
+          <w:rFonts w:ascii="Arial" w:eastAsia="Arial" w:hAnsi="Arial" w:cs="Arial"/>
+          <w:color w:val="000000"/>
+          <w:sz w:val="18"/>
+          <w:highlight w:val="lightGray"/>
+        </w:rPr>
+        <w:t xml:space="preserve"> [Chatgpt (GPT</w:t>
+      </w:r>
+      <w:r>
+        <w:rPr>
+          <w:rFonts w:ascii="Arial" w:eastAsia="Arial" w:hAnsi="Arial" w:cs="Cambria Math"/>
+          <w:color w:val="000000"/>
+          <w:sz w:val="18"/>
+          <w:highlight w:val="lightGray"/>
         </w:rPr>
         <w:t>‑</w:t>
       </w:r>
       <w:r>
         <w:rPr>
-          <w:b/>
-          <w:sz w:val="14"/>
-          <w:szCs w:val="14"/>
-          <w:shd w:val="clear" w:color="auto" w:fill="B7B7B7"/>
-        </w:rPr>
-        <w:t>5 Mini) at [8/17/2025]</w:t>
+          <w:rFonts w:ascii="Arial" w:eastAsia="Arial" w:hAnsi="Arial" w:cs="Arial"/>
+          <w:color w:val="000000"/>
+          <w:sz w:val="18"/>
+          <w:highlight w:val="lightGray"/>
+        </w:rPr>
+        <w:t xml:space="preserve">5 Mini)] </w:t>
+      </w:r>
+      <w:r>
+        <w:rPr>
+          <w:rFonts w:ascii="Arial" w:eastAsia="Arial" w:hAnsi="Arial" w:cs="Arial"/>
+          <w:b/>
+          <w:color w:val="000000"/>
+          <w:sz w:val="18"/>
+          <w:highlight w:val="lightGray"/>
+        </w:rPr>
+        <w:t>on</w:t>
+      </w:r>
+      <w:r>
+        <w:rPr>
+          <w:rFonts w:ascii="Arial" w:eastAsia="Arial" w:hAnsi="Arial"/>
+          <w:sz w:val="18"/>
+          <w:highlight w:val="lightGray"/>
+        </w:rPr>
+        <w:t xml:space="preserve"> [8/17/2025]</w:t>
       </w:r>
     </w:p>
     <w:p>
@@ -1619,7 +1839,7 @@
           <w:ilvl w:val="0"/>
           <w:numId w:val="11"/>
         </w:numPr>
-        <w:spacing w:before="240"/>
+        <w:spacing w:before="240" w:after="0" w:line="276" w:lineRule="auto"/>
       </w:pPr>
       <w:r>
         <w:rPr>
@@ -1647,6 +1867,7 @@
           <w:ilvl w:val="0"/>
           <w:numId w:val="11"/>
         </w:numPr>
+        <w:spacing w:after="0" w:line="276" w:lineRule="auto"/>
         <w:rPr>
           <w:rFonts w:ascii="Roboto Mono" w:eastAsia="Roboto Mono" w:hAnsi="Roboto Mono" w:cs="Roboto Mono"/>
         </w:rPr>
@@ -1672,6 +1893,7 @@
           <w:ilvl w:val="1"/>
           <w:numId w:val="11"/>
         </w:numPr>
+        <w:spacing w:after="0" w:line="276" w:lineRule="auto"/>
         <w:rPr>
           <w:rFonts w:ascii="Roboto Mono" w:eastAsia="Roboto Mono" w:hAnsi="Roboto Mono" w:cs="Roboto Mono"/>
         </w:rPr>
@@ -1695,6 +1917,7 @@
           <w:ilvl w:val="1"/>
           <w:numId w:val="11"/>
         </w:numPr>
+        <w:spacing w:after="0" w:line="276" w:lineRule="auto"/>
         <w:rPr>
           <w:rFonts w:ascii="Roboto Mono" w:eastAsia="Roboto Mono" w:hAnsi="Roboto Mono" w:cs="Roboto Mono"/>
         </w:rPr>
@@ -1718,7 +1941,7 @@
           <w:ilvl w:val="1"/>
           <w:numId w:val="11"/>
         </w:numPr>
-        <w:spacing w:after="240"/>
+        <w:spacing w:after="240" w:line="276" w:lineRule="auto"/>
         <w:rPr>
           <w:rFonts w:ascii="Roboto Mono" w:eastAsia="Roboto Mono" w:hAnsi="Roboto Mono" w:cs="Roboto Mono"/>
         </w:rPr>
@@ -1741,7 +1964,7 @@
         <w:spacing w:before="240" w:after="240"/>
       </w:pPr>
       <w:r>
-        <w:pict w14:anchorId="483F3689">
+        <w:pict w14:anchorId="1E0BF766">
           <v:rect id="_x0000_i1032" style="width:0;height:1.5pt" o:hralign="center" o:hrstd="t" o:hr="t" fillcolor="#a0a0a0" stroked="f"/>
         </w:pict>
       </w:r>
@@ -1764,51 +1987,77 @@
       </w:pPr>
       <w:r>
         <w:rPr>
-          <w:b/>
-          <w:shd w:val="clear" w:color="auto" w:fill="B7B7B7"/>
-        </w:rPr>
-        <w:t># Source</w:t>
-      </w:r>
-      <w:r>
-        <w:rPr>
-          <w:shd w:val="clear" w:color="auto" w:fill="B7B7B7"/>
-        </w:rPr>
-        <w:t xml:space="preserve">: </w:t>
-      </w:r>
-      <w:r>
-        <w:rPr>
-          <w:b/>
-          <w:shd w:val="clear" w:color="auto" w:fill="B7B7B7"/>
-        </w:rPr>
-        <w:t xml:space="preserve">Chatgpt </w:t>
-      </w:r>
-      <w:r>
-        <w:rPr>
-          <w:b/>
-          <w:sz w:val="14"/>
-          <w:szCs w:val="14"/>
-          <w:shd w:val="clear" w:color="auto" w:fill="B7B7B7"/>
-        </w:rPr>
-        <w:t>(GPT</w:t>
-      </w:r>
-      <w:r>
-        <w:rPr>
-          <w:rFonts w:ascii="Cambria Math" w:hAnsi="Cambria Math" w:cs="Cambria Math"/>
-          <w:b/>
-          <w:sz w:val="14"/>
-          <w:szCs w:val="14"/>
-          <w:shd w:val="clear" w:color="auto" w:fill="B7B7B7"/>
+          <w:rFonts w:ascii="Arial" w:eastAsia="Arial" w:hAnsi="Arial" w:cs="Arial"/>
+          <w:b/>
+          <w:color w:val="000000"/>
+          <w:sz w:val="18"/>
+          <w:highlight w:val="lightGray"/>
+        </w:rPr>
+        <w:t># Source: AI Source: Provided by: [Data Path</w:t>
+      </w:r>
+      <w:r>
+        <w:rPr>
+          <w:rFonts w:ascii="Arial" w:eastAsia="Arial" w:hAnsi="Arial" w:cs="Arial"/>
+          <w:color w:val="000000"/>
+          <w:sz w:val="18"/>
+          <w:highlight w:val="lightGray"/>
+        </w:rPr>
+        <w:t xml:space="preserve">: Persons Table -&gt; ID Column: 1, Name_En Column: Motasem Essam] -&gt; </w:t>
+      </w:r>
+      <w:r>
+        <w:rPr>
+          <w:rFonts w:ascii="Arial" w:eastAsia="Arial" w:hAnsi="Arial" w:cs="Arial"/>
+          <w:b/>
+          <w:color w:val="000000"/>
+          <w:sz w:val="18"/>
+          <w:highlight w:val="lightGray"/>
+        </w:rPr>
+        <w:t>From:</w:t>
+      </w:r>
+      <w:r>
+        <w:rPr>
+          <w:rFonts w:ascii="Arial" w:eastAsia="Arial" w:hAnsi="Arial" w:cs="Arial"/>
+          <w:color w:val="000000"/>
+          <w:sz w:val="18"/>
+          <w:highlight w:val="lightGray"/>
+        </w:rPr>
+        <w:t xml:space="preserve"> [Chatgpt (GPT</w:t>
+      </w:r>
+      <w:r>
+        <w:rPr>
+          <w:rFonts w:ascii="Arial" w:eastAsia="Arial" w:hAnsi="Arial" w:cs="Cambria Math"/>
+          <w:color w:val="000000"/>
+          <w:sz w:val="18"/>
+          <w:highlight w:val="lightGray"/>
         </w:rPr>
         <w:t>‑</w:t>
       </w:r>
       <w:r>
         <w:rPr>
-          <w:b/>
-          <w:sz w:val="14"/>
-          <w:szCs w:val="14"/>
-          <w:shd w:val="clear" w:color="auto" w:fill="B7B7B7"/>
-        </w:rPr>
-        <w:t>5 Mini) at [8/17/2025]</w:t>
+          <w:rFonts w:ascii="Arial" w:eastAsia="Arial" w:hAnsi="Arial" w:cs="Arial"/>
+          <w:color w:val="000000"/>
+          <w:sz w:val="18"/>
+          <w:highlight w:val="lightGray"/>
+        </w:rPr>
+        <w:t xml:space="preserve">5 Mini)] </w:t>
+      </w:r>
+      <w:r>
+        <w:rPr>
+          <w:rFonts w:ascii="Arial" w:eastAsia="Arial" w:hAnsi="Arial" w:cs="Arial"/>
+          <w:b/>
+          <w:color w:val="000000"/>
+          <w:sz w:val="18"/>
+          <w:highlight w:val="lightGray"/>
+        </w:rPr>
+        <w:t>on</w:t>
+      </w:r>
+      <w:r>
+        <w:rPr>
+          <w:rFonts w:ascii="Arial" w:eastAsia="Arial" w:hAnsi="Arial"/>
+          <w:sz w:val="18"/>
+          <w:highlight w:val="lightGray"/>
+        </w:rPr>
+        <w:t xml:space="preserve"> [8/17/2025]</w:t>
       </w:r>
     </w:p>
     <w:p>
@@ -1817,7 +2066,7 @@
           <w:ilvl w:val="0"/>
           <w:numId w:val="2"/>
         </w:numPr>
-        <w:spacing w:before="240"/>
+        <w:spacing w:before="240" w:after="0" w:line="276" w:lineRule="auto"/>
       </w:pPr>
       <w:r>
         <w:rPr>
@@ -1845,6 +2094,7 @@
           <w:ilvl w:val="0"/>
           <w:numId w:val="2"/>
         </w:numPr>
+        <w:spacing w:after="0" w:line="276" w:lineRule="auto"/>
         <w:rPr>
           <w:rFonts w:ascii="Roboto Mono" w:eastAsia="Roboto Mono" w:hAnsi="Roboto Mono" w:cs="Roboto Mono"/>
         </w:rPr>
@@ -1870,6 +2120,7 @@
           <w:ilvl w:val="1"/>
           <w:numId w:val="2"/>
         </w:numPr>
+        <w:spacing w:after="0" w:line="276" w:lineRule="auto"/>
         <w:rPr>
           <w:rFonts w:ascii="Roboto Mono" w:eastAsia="Roboto Mono" w:hAnsi="Roboto Mono" w:cs="Roboto Mono"/>
         </w:rPr>
@@ -1895,6 +2146,7 @@
           <w:ilvl w:val="2"/>
           <w:numId w:val="2"/>
         </w:numPr>
+        <w:spacing w:after="0" w:line="276" w:lineRule="auto"/>
         <w:rPr>
           <w:rFonts w:ascii="Roboto Mono" w:eastAsia="Roboto Mono" w:hAnsi="Roboto Mono" w:cs="Roboto Mono"/>
         </w:rPr>
@@ -1918,15 +2170,15 @@
           <w:ilvl w:val="2"/>
           <w:numId w:val="2"/>
         </w:numPr>
-        <w:rPr>
-          <w:rFonts w:ascii="Roboto Mono" w:eastAsia="Roboto Mono" w:hAnsi="Roboto Mono" w:cs="Roboto Mono"/>
-        </w:rPr>
-      </w:pPr>
-      <w:r>
-        <w:rPr>
-          <w:rFonts w:ascii="Roboto Mono" w:eastAsia="Roboto Mono" w:hAnsi="Roboto Mono" w:cs="Roboto Mono"/>
-        </w:rPr>
-        <w:lastRenderedPageBreak/>
+        <w:spacing w:after="0" w:line="276" w:lineRule="auto"/>
+        <w:rPr>
+          <w:rFonts w:ascii="Roboto Mono" w:eastAsia="Roboto Mono" w:hAnsi="Roboto Mono" w:cs="Roboto Mono"/>
+        </w:rPr>
+      </w:pPr>
+      <w:r>
+        <w:rPr>
+          <w:rFonts w:ascii="Roboto Mono" w:eastAsia="Roboto Mono" w:hAnsi="Roboto Mono" w:cs="Roboto Mono"/>
+        </w:rPr>
         <w:t>Test environment is ready.</w:t>
       </w:r>
       <w:r>
@@ -1942,6 +2194,7 @@
           <w:ilvl w:val="2"/>
           <w:numId w:val="2"/>
         </w:numPr>
+        <w:spacing w:after="0" w:line="276" w:lineRule="auto"/>
         <w:rPr>
           <w:rFonts w:ascii="Roboto Mono" w:eastAsia="Roboto Mono" w:hAnsi="Roboto Mono" w:cs="Roboto Mono"/>
         </w:rPr>
@@ -1965,6 +2218,7 @@
           <w:ilvl w:val="1"/>
           <w:numId w:val="2"/>
         </w:numPr>
+        <w:spacing w:after="0" w:line="276" w:lineRule="auto"/>
         <w:rPr>
           <w:rFonts w:ascii="Roboto Mono" w:eastAsia="Roboto Mono" w:hAnsi="Roboto Mono" w:cs="Roboto Mono"/>
         </w:rPr>
@@ -1990,6 +2244,7 @@
           <w:ilvl w:val="2"/>
           <w:numId w:val="2"/>
         </w:numPr>
+        <w:spacing w:after="0" w:line="276" w:lineRule="auto"/>
         <w:rPr>
           <w:rFonts w:ascii="Roboto Mono" w:eastAsia="Roboto Mono" w:hAnsi="Roboto Mono" w:cs="Roboto Mono"/>
         </w:rPr>
@@ -2013,6 +2268,7 @@
           <w:ilvl w:val="2"/>
           <w:numId w:val="2"/>
         </w:numPr>
+        <w:spacing w:after="0" w:line="276" w:lineRule="auto"/>
         <w:rPr>
           <w:rFonts w:ascii="Roboto Mono" w:eastAsia="Roboto Mono" w:hAnsi="Roboto Mono" w:cs="Roboto Mono"/>
         </w:rPr>
@@ -2036,7 +2292,7 @@
           <w:ilvl w:val="2"/>
           <w:numId w:val="2"/>
         </w:numPr>
-        <w:spacing w:after="240"/>
+        <w:spacing w:after="240" w:line="276" w:lineRule="auto"/>
         <w:rPr>
           <w:rFonts w:ascii="Roboto Mono" w:eastAsia="Roboto Mono" w:hAnsi="Roboto Mono" w:cs="Roboto Mono"/>
         </w:rPr>
@@ -2059,7 +2315,7 @@
         <w:spacing w:before="240" w:after="240"/>
       </w:pPr>
       <w:r>
-        <w:pict w14:anchorId="3C1BF040">
+        <w:pict w14:anchorId="4C1ECC5C">
           <v:rect id="_x0000_i1033" style="width:0;height:1.5pt" o:hralign="center" o:hrstd="t" o:hr="t" fillcolor="#a0a0a0" stroked="f"/>
         </w:pict>
       </w:r>
@@ -2082,51 +2338,77 @@
       </w:pPr>
       <w:r>
         <w:rPr>
-          <w:b/>
-          <w:shd w:val="clear" w:color="auto" w:fill="B7B7B7"/>
-        </w:rPr>
-        <w:t># Source</w:t>
-      </w:r>
-      <w:r>
-        <w:rPr>
-          <w:shd w:val="clear" w:color="auto" w:fill="B7B7B7"/>
-        </w:rPr>
-        <w:t xml:space="preserve">: </w:t>
-      </w:r>
-      <w:r>
-        <w:rPr>
-          <w:b/>
-          <w:shd w:val="clear" w:color="auto" w:fill="B7B7B7"/>
-        </w:rPr>
-        <w:t xml:space="preserve">Chatgpt </w:t>
-      </w:r>
-      <w:r>
-        <w:rPr>
-          <w:b/>
-          <w:sz w:val="14"/>
-          <w:szCs w:val="14"/>
-          <w:shd w:val="clear" w:color="auto" w:fill="B7B7B7"/>
-        </w:rPr>
-        <w:t>(GPT</w:t>
-      </w:r>
-      <w:r>
-        <w:rPr>
-          <w:rFonts w:ascii="Cambria Math" w:hAnsi="Cambria Math" w:cs="Cambria Math"/>
-          <w:b/>
-          <w:sz w:val="14"/>
-          <w:szCs w:val="14"/>
-          <w:shd w:val="clear" w:color="auto" w:fill="B7B7B7"/>
+          <w:rFonts w:ascii="Arial" w:eastAsia="Arial" w:hAnsi="Arial" w:cs="Arial"/>
+          <w:b/>
+          <w:color w:val="000000"/>
+          <w:sz w:val="18"/>
+          <w:highlight w:val="lightGray"/>
+        </w:rPr>
+        <w:t># Source: AI Source: Provided by: [Data Path</w:t>
+      </w:r>
+      <w:r>
+        <w:rPr>
+          <w:rFonts w:ascii="Arial" w:eastAsia="Arial" w:hAnsi="Arial" w:cs="Arial"/>
+          <w:color w:val="000000"/>
+          <w:sz w:val="18"/>
+          <w:highlight w:val="lightGray"/>
+        </w:rPr>
+        <w:t xml:space="preserve">: Persons Table -&gt; ID Column: 1, Name_En Column: Motasem Essam] -&gt; </w:t>
+      </w:r>
+      <w:r>
+        <w:rPr>
+          <w:rFonts w:ascii="Arial" w:eastAsia="Arial" w:hAnsi="Arial" w:cs="Arial"/>
+          <w:b/>
+          <w:color w:val="000000"/>
+          <w:sz w:val="18"/>
+          <w:highlight w:val="lightGray"/>
+        </w:rPr>
+        <w:t>From:</w:t>
+      </w:r>
+      <w:r>
+        <w:rPr>
+          <w:rFonts w:ascii="Arial" w:eastAsia="Arial" w:hAnsi="Arial" w:cs="Arial"/>
+          <w:color w:val="000000"/>
+          <w:sz w:val="18"/>
+          <w:highlight w:val="lightGray"/>
+        </w:rPr>
+        <w:t xml:space="preserve"> [Chatgpt (GPT</w:t>
+      </w:r>
+      <w:r>
+        <w:rPr>
+          <w:rFonts w:ascii="Arial" w:eastAsia="Arial" w:hAnsi="Arial" w:cs="Cambria Math"/>
+          <w:color w:val="000000"/>
+          <w:sz w:val="18"/>
+          <w:highlight w:val="lightGray"/>
         </w:rPr>
         <w:t>‑</w:t>
       </w:r>
       <w:r>
         <w:rPr>
-          <w:b/>
-          <w:sz w:val="14"/>
-          <w:szCs w:val="14"/>
-          <w:shd w:val="clear" w:color="auto" w:fill="B7B7B7"/>
-        </w:rPr>
-        <w:t>5 Mini) at [8/17/2025]</w:t>
+          <w:rFonts w:ascii="Arial" w:eastAsia="Arial" w:hAnsi="Arial" w:cs="Arial"/>
+          <w:color w:val="000000"/>
+          <w:sz w:val="18"/>
+          <w:highlight w:val="lightGray"/>
+        </w:rPr>
+        <w:t xml:space="preserve">5 Mini)] </w:t>
+      </w:r>
+      <w:r>
+        <w:rPr>
+          <w:rFonts w:ascii="Arial" w:eastAsia="Arial" w:hAnsi="Arial" w:cs="Arial"/>
+          <w:b/>
+          <w:color w:val="000000"/>
+          <w:sz w:val="18"/>
+          <w:highlight w:val="lightGray"/>
+        </w:rPr>
+        <w:t>on</w:t>
+      </w:r>
+      <w:r>
+        <w:rPr>
+          <w:rFonts w:ascii="Arial" w:eastAsia="Arial" w:hAnsi="Arial"/>
+          <w:sz w:val="18"/>
+          <w:highlight w:val="lightGray"/>
+        </w:rPr>
+        <w:t xml:space="preserve"> [8/17/2025]</w:t>
       </w:r>
     </w:p>
     <w:p>
@@ -2135,7 +2417,7 @@
           <w:ilvl w:val="0"/>
           <w:numId w:val="9"/>
         </w:numPr>
-        <w:spacing w:before="240"/>
+        <w:spacing w:before="240" w:after="0" w:line="276" w:lineRule="auto"/>
       </w:pPr>
       <w:r>
         <w:rPr>
@@ -2163,6 +2445,7 @@
           <w:ilvl w:val="0"/>
           <w:numId w:val="9"/>
         </w:numPr>
+        <w:spacing w:after="0" w:line="276" w:lineRule="auto"/>
         <w:rPr>
           <w:rFonts w:ascii="Roboto Mono" w:eastAsia="Roboto Mono" w:hAnsi="Roboto Mono" w:cs="Roboto Mono"/>
         </w:rPr>
@@ -2188,6 +2471,7 @@
           <w:ilvl w:val="1"/>
           <w:numId w:val="9"/>
         </w:numPr>
+        <w:spacing w:after="0" w:line="276" w:lineRule="auto"/>
       </w:pPr>
       <w:r>
         <w:rPr>
@@ -2215,6 +2499,7 @@
           <w:ilvl w:val="1"/>
           <w:numId w:val="9"/>
         </w:numPr>
+        <w:spacing w:after="0" w:line="276" w:lineRule="auto"/>
       </w:pPr>
       <w:r>
         <w:rPr>
@@ -2242,6 +2527,7 @@
           <w:ilvl w:val="1"/>
           <w:numId w:val="9"/>
         </w:numPr>
+        <w:spacing w:after="0" w:line="276" w:lineRule="auto"/>
       </w:pPr>
       <w:r>
         <w:rPr>
@@ -2269,7 +2555,7 @@
           <w:ilvl w:val="1"/>
           <w:numId w:val="9"/>
         </w:numPr>
-        <w:spacing w:after="240"/>
+        <w:spacing w:after="240" w:line="276" w:lineRule="auto"/>
       </w:pPr>
       <w:r>
         <w:rPr>
@@ -2296,7 +2582,7 @@
         <w:spacing w:before="240" w:after="240"/>
       </w:pPr>
       <w:r>
-        <w:pict w14:anchorId="16DC8FDC">
+        <w:pict w14:anchorId="5492CA20">
           <v:rect id="_x0000_i1034" style="width:0;height:1.5pt" o:hralign="center" o:hrstd="t" o:hr="t" fillcolor="#a0a0a0" stroked="f"/>
         </w:pict>
       </w:r>
@@ -2319,51 +2605,77 @@
       </w:pPr>
       <w:r>
         <w:rPr>
-          <w:b/>
-          <w:shd w:val="clear" w:color="auto" w:fill="B7B7B7"/>
-        </w:rPr>
-        <w:t># Source</w:t>
-      </w:r>
-      <w:r>
-        <w:rPr>
-          <w:shd w:val="clear" w:color="auto" w:fill="B7B7B7"/>
-        </w:rPr>
-        <w:t xml:space="preserve">: </w:t>
-      </w:r>
-      <w:r>
-        <w:rPr>
-          <w:b/>
-          <w:shd w:val="clear" w:color="auto" w:fill="B7B7B7"/>
-        </w:rPr>
-        <w:t xml:space="preserve">Chatgpt </w:t>
-      </w:r>
-      <w:r>
-        <w:rPr>
-          <w:b/>
-          <w:sz w:val="14"/>
-          <w:szCs w:val="14"/>
-          <w:shd w:val="clear" w:color="auto" w:fill="B7B7B7"/>
-        </w:rPr>
-        <w:t>(GPT</w:t>
-      </w:r>
-      <w:r>
-        <w:rPr>
-          <w:rFonts w:ascii="Cambria Math" w:hAnsi="Cambria Math" w:cs="Cambria Math"/>
-          <w:b/>
-          <w:sz w:val="14"/>
-          <w:szCs w:val="14"/>
-          <w:shd w:val="clear" w:color="auto" w:fill="B7B7B7"/>
+          <w:rFonts w:ascii="Arial" w:eastAsia="Arial" w:hAnsi="Arial" w:cs="Arial"/>
+          <w:b/>
+          <w:color w:val="000000"/>
+          <w:sz w:val="18"/>
+          <w:highlight w:val="lightGray"/>
+        </w:rPr>
+        <w:t># Source: AI Source: Provided by: [Data Path</w:t>
+      </w:r>
+      <w:r>
+        <w:rPr>
+          <w:rFonts w:ascii="Arial" w:eastAsia="Arial" w:hAnsi="Arial" w:cs="Arial"/>
+          <w:color w:val="000000"/>
+          <w:sz w:val="18"/>
+          <w:highlight w:val="lightGray"/>
+        </w:rPr>
+        <w:t xml:space="preserve">: Persons Table -&gt; ID Column: 1, Name_En Column: Motasem Essam] -&gt; </w:t>
+      </w:r>
+      <w:r>
+        <w:rPr>
+          <w:rFonts w:ascii="Arial" w:eastAsia="Arial" w:hAnsi="Arial" w:cs="Arial"/>
+          <w:b/>
+          <w:color w:val="000000"/>
+          <w:sz w:val="18"/>
+          <w:highlight w:val="lightGray"/>
+        </w:rPr>
+        <w:t>From:</w:t>
+      </w:r>
+      <w:r>
+        <w:rPr>
+          <w:rFonts w:ascii="Arial" w:eastAsia="Arial" w:hAnsi="Arial" w:cs="Arial"/>
+          <w:color w:val="000000"/>
+          <w:sz w:val="18"/>
+          <w:highlight w:val="lightGray"/>
+        </w:rPr>
+        <w:t xml:space="preserve"> [Chatgpt (GPT</w:t>
+      </w:r>
+      <w:r>
+        <w:rPr>
+          <w:rFonts w:ascii="Arial" w:eastAsia="Arial" w:hAnsi="Arial" w:cs="Cambria Math"/>
+          <w:color w:val="000000"/>
+          <w:sz w:val="18"/>
+          <w:highlight w:val="lightGray"/>
         </w:rPr>
         <w:t>‑</w:t>
       </w:r>
       <w:r>
         <w:rPr>
-          <w:b/>
-          <w:sz w:val="14"/>
-          <w:szCs w:val="14"/>
-          <w:shd w:val="clear" w:color="auto" w:fill="B7B7B7"/>
-        </w:rPr>
-        <w:t>5 Mini) at [8/17/2025]</w:t>
+          <w:rFonts w:ascii="Arial" w:eastAsia="Arial" w:hAnsi="Arial" w:cs="Arial"/>
+          <w:color w:val="000000"/>
+          <w:sz w:val="18"/>
+          <w:highlight w:val="lightGray"/>
+        </w:rPr>
+        <w:t xml:space="preserve">5 Mini)] </w:t>
+      </w:r>
+      <w:r>
+        <w:rPr>
+          <w:rFonts w:ascii="Arial" w:eastAsia="Arial" w:hAnsi="Arial" w:cs="Arial"/>
+          <w:b/>
+          <w:color w:val="000000"/>
+          <w:sz w:val="18"/>
+          <w:highlight w:val="lightGray"/>
+        </w:rPr>
+        <w:t>on</w:t>
+      </w:r>
+      <w:r>
+        <w:rPr>
+          <w:rFonts w:ascii="Arial" w:eastAsia="Arial" w:hAnsi="Arial"/>
+          <w:sz w:val="18"/>
+          <w:highlight w:val="lightGray"/>
+        </w:rPr>
+        <w:t xml:space="preserve"> [8/17/2025]</w:t>
       </w:r>
     </w:p>
     <w:p>
@@ -2372,7 +2684,7 @@
           <w:ilvl w:val="0"/>
           <w:numId w:val="12"/>
         </w:numPr>
-        <w:spacing w:before="240"/>
+        <w:spacing w:before="240" w:after="0" w:line="276" w:lineRule="auto"/>
       </w:pPr>
       <w:r>
         <w:rPr>
@@ -2400,16 +2712,16 @@
           <w:ilvl w:val="0"/>
           <w:numId w:val="12"/>
         </w:numPr>
-        <w:rPr>
-          <w:rFonts w:ascii="Roboto Mono" w:eastAsia="Roboto Mono" w:hAnsi="Roboto Mono" w:cs="Roboto Mono"/>
-        </w:rPr>
-      </w:pPr>
-      <w:r>
-        <w:rPr>
-          <w:rFonts w:ascii="Roboto Mono" w:eastAsia="Roboto Mono" w:hAnsi="Roboto Mono" w:cs="Roboto Mono"/>
-          <w:b/>
-        </w:rPr>
-        <w:lastRenderedPageBreak/>
+        <w:spacing w:after="0" w:line="276" w:lineRule="auto"/>
+        <w:rPr>
+          <w:rFonts w:ascii="Roboto Mono" w:eastAsia="Roboto Mono" w:hAnsi="Roboto Mono" w:cs="Roboto Mono"/>
+        </w:rPr>
+      </w:pPr>
+      <w:r>
+        <w:rPr>
+          <w:rFonts w:ascii="Roboto Mono" w:eastAsia="Roboto Mono" w:hAnsi="Roboto Mono" w:cs="Roboto Mono"/>
+          <w:b/>
+        </w:rPr>
         <w:t>Example:</w:t>
       </w:r>
       <w:r>
@@ -2426,6 +2738,7 @@
           <w:ilvl w:val="1"/>
           <w:numId w:val="12"/>
         </w:numPr>
+        <w:spacing w:after="0" w:line="276" w:lineRule="auto"/>
         <w:rPr>
           <w:rFonts w:ascii="Roboto Mono" w:eastAsia="Roboto Mono" w:hAnsi="Roboto Mono" w:cs="Roboto Mono"/>
         </w:rPr>
@@ -2449,6 +2762,7 @@
           <w:ilvl w:val="1"/>
           <w:numId w:val="12"/>
         </w:numPr>
+        <w:spacing w:after="0" w:line="276" w:lineRule="auto"/>
         <w:rPr>
           <w:rFonts w:ascii="Roboto Mono" w:eastAsia="Roboto Mono" w:hAnsi="Roboto Mono" w:cs="Roboto Mono"/>
         </w:rPr>
@@ -2472,7 +2786,7 @@
           <w:ilvl w:val="1"/>
           <w:numId w:val="12"/>
         </w:numPr>
-        <w:spacing w:after="240"/>
+        <w:spacing w:after="240" w:line="276" w:lineRule="auto"/>
         <w:rPr>
           <w:rFonts w:ascii="Roboto Mono" w:eastAsia="Roboto Mono" w:hAnsi="Roboto Mono" w:cs="Roboto Mono"/>
         </w:rPr>
@@ -2495,7 +2809,7 @@
         <w:spacing w:before="240" w:after="240"/>
       </w:pPr>
       <w:r>
-        <w:pict w14:anchorId="26879EC6">
+        <w:pict w14:anchorId="1E610C43">
           <v:rect id="_x0000_i1035" style="width:0;height:1.5pt" o:hralign="center" o:hrstd="t" o:hr="t" fillcolor="#a0a0a0" stroked="f"/>
         </w:pict>
       </w:r>
@@ -2518,51 +2832,77 @@
       </w:pPr>
       <w:r>
         <w:rPr>
-          <w:b/>
-          <w:shd w:val="clear" w:color="auto" w:fill="B7B7B7"/>
-        </w:rPr>
-        <w:t># Source</w:t>
-      </w:r>
-      <w:r>
-        <w:rPr>
-          <w:shd w:val="clear" w:color="auto" w:fill="B7B7B7"/>
-        </w:rPr>
-        <w:t xml:space="preserve">: </w:t>
-      </w:r>
-      <w:r>
-        <w:rPr>
-          <w:b/>
-          <w:shd w:val="clear" w:color="auto" w:fill="B7B7B7"/>
-        </w:rPr>
-        <w:t xml:space="preserve">Chatgpt </w:t>
-      </w:r>
-      <w:r>
-        <w:rPr>
-          <w:b/>
-          <w:sz w:val="14"/>
-          <w:szCs w:val="14"/>
-          <w:shd w:val="clear" w:color="auto" w:fill="B7B7B7"/>
-        </w:rPr>
-        <w:t>(GPT</w:t>
-      </w:r>
-      <w:r>
-        <w:rPr>
-          <w:rFonts w:ascii="Cambria Math" w:hAnsi="Cambria Math" w:cs="Cambria Math"/>
-          <w:b/>
-          <w:sz w:val="14"/>
-          <w:szCs w:val="14"/>
-          <w:shd w:val="clear" w:color="auto" w:fill="B7B7B7"/>
+          <w:rFonts w:ascii="Arial" w:eastAsia="Arial" w:hAnsi="Arial" w:cs="Arial"/>
+          <w:b/>
+          <w:color w:val="000000"/>
+          <w:sz w:val="18"/>
+          <w:highlight w:val="lightGray"/>
+        </w:rPr>
+        <w:t># Source: AI Source: Provided by: [Data Path</w:t>
+      </w:r>
+      <w:r>
+        <w:rPr>
+          <w:rFonts w:ascii="Arial" w:eastAsia="Arial" w:hAnsi="Arial" w:cs="Arial"/>
+          <w:color w:val="000000"/>
+          <w:sz w:val="18"/>
+          <w:highlight w:val="lightGray"/>
+        </w:rPr>
+        <w:t xml:space="preserve">: Persons Table -&gt; ID Column: 1, Name_En Column: Motasem Essam] -&gt; </w:t>
+      </w:r>
+      <w:r>
+        <w:rPr>
+          <w:rFonts w:ascii="Arial" w:eastAsia="Arial" w:hAnsi="Arial" w:cs="Arial"/>
+          <w:b/>
+          <w:color w:val="000000"/>
+          <w:sz w:val="18"/>
+          <w:highlight w:val="lightGray"/>
+        </w:rPr>
+        <w:t>From:</w:t>
+      </w:r>
+      <w:r>
+        <w:rPr>
+          <w:rFonts w:ascii="Arial" w:eastAsia="Arial" w:hAnsi="Arial" w:cs="Arial"/>
+          <w:color w:val="000000"/>
+          <w:sz w:val="18"/>
+          <w:highlight w:val="lightGray"/>
+        </w:rPr>
+        <w:t xml:space="preserve"> [Chatgpt (GPT</w:t>
+      </w:r>
+      <w:r>
+        <w:rPr>
+          <w:rFonts w:ascii="Arial" w:eastAsia="Arial" w:hAnsi="Arial" w:cs="Cambria Math"/>
+          <w:color w:val="000000"/>
+          <w:sz w:val="18"/>
+          <w:highlight w:val="lightGray"/>
         </w:rPr>
         <w:t>‑</w:t>
       </w:r>
       <w:r>
         <w:rPr>
-          <w:b/>
-          <w:sz w:val="14"/>
-          <w:szCs w:val="14"/>
-          <w:shd w:val="clear" w:color="auto" w:fill="B7B7B7"/>
-        </w:rPr>
-        <w:t>5 Mini) at [8/17/2025]</w:t>
+          <w:rFonts w:ascii="Arial" w:eastAsia="Arial" w:hAnsi="Arial" w:cs="Arial"/>
+          <w:color w:val="000000"/>
+          <w:sz w:val="18"/>
+          <w:highlight w:val="lightGray"/>
+        </w:rPr>
+        <w:t xml:space="preserve">5 Mini)] </w:t>
+      </w:r>
+      <w:r>
+        <w:rPr>
+          <w:rFonts w:ascii="Arial" w:eastAsia="Arial" w:hAnsi="Arial" w:cs="Arial"/>
+          <w:b/>
+          <w:color w:val="000000"/>
+          <w:sz w:val="18"/>
+          <w:highlight w:val="lightGray"/>
+        </w:rPr>
+        <w:t>on</w:t>
+      </w:r>
+      <w:r>
+        <w:rPr>
+          <w:rFonts w:ascii="Arial" w:eastAsia="Arial" w:hAnsi="Arial"/>
+          <w:sz w:val="18"/>
+          <w:highlight w:val="lightGray"/>
+        </w:rPr>
+        <w:t xml:space="preserve"> [8/17/2025]</w:t>
       </w:r>
     </w:p>
     <w:p>
@@ -2571,7 +2911,7 @@
           <w:ilvl w:val="0"/>
           <w:numId w:val="10"/>
         </w:numPr>
-        <w:spacing w:before="240"/>
+        <w:spacing w:before="240" w:after="0" w:line="276" w:lineRule="auto"/>
       </w:pPr>
       <w:r>
         <w:rPr>
@@ -2599,6 +2939,7 @@
           <w:ilvl w:val="0"/>
           <w:numId w:val="10"/>
         </w:numPr>
+        <w:spacing w:after="0" w:line="276" w:lineRule="auto"/>
         <w:rPr>
           <w:rFonts w:ascii="Roboto Mono" w:eastAsia="Roboto Mono" w:hAnsi="Roboto Mono" w:cs="Roboto Mono"/>
         </w:rPr>
@@ -2624,6 +2965,7 @@
           <w:ilvl w:val="1"/>
           <w:numId w:val="10"/>
         </w:numPr>
+        <w:spacing w:after="0" w:line="276" w:lineRule="auto"/>
         <w:rPr>
           <w:rFonts w:ascii="Roboto Mono" w:eastAsia="Roboto Mono" w:hAnsi="Roboto Mono" w:cs="Roboto Mono"/>
         </w:rPr>
@@ -2647,7 +2989,7 @@
           <w:ilvl w:val="1"/>
           <w:numId w:val="10"/>
         </w:numPr>
-        <w:spacing w:after="240"/>
+        <w:spacing w:after="240" w:line="276" w:lineRule="auto"/>
         <w:rPr>
           <w:rFonts w:ascii="Roboto Mono" w:eastAsia="Roboto Mono" w:hAnsi="Roboto Mono" w:cs="Roboto Mono"/>
         </w:rPr>
@@ -2670,7 +3012,7 @@
         <w:spacing w:before="240" w:after="240"/>
       </w:pPr>
       <w:r>
-        <w:pict w14:anchorId="3BE2E015">
+        <w:pict w14:anchorId="0C2029A1">
           <v:rect id="_x0000_i1036" style="width:0;height:1.5pt" o:hralign="center" o:hrstd="t" o:hr="t" fillcolor="#a0a0a0" stroked="f"/>
         </w:pict>
       </w:r>
@@ -2696,51 +3038,77 @@
       </w:pPr>
       <w:r>
         <w:rPr>
-          <w:b/>
-          <w:shd w:val="clear" w:color="auto" w:fill="B7B7B7"/>
-        </w:rPr>
-        <w:t># Source</w:t>
-      </w:r>
-      <w:r>
-        <w:rPr>
-          <w:shd w:val="clear" w:color="auto" w:fill="B7B7B7"/>
-        </w:rPr>
-        <w:t xml:space="preserve">: </w:t>
-      </w:r>
-      <w:r>
-        <w:rPr>
-          <w:b/>
-          <w:shd w:val="clear" w:color="auto" w:fill="B7B7B7"/>
-        </w:rPr>
-        <w:t xml:space="preserve">Chatgpt </w:t>
-      </w:r>
-      <w:r>
-        <w:rPr>
-          <w:b/>
-          <w:sz w:val="14"/>
-          <w:szCs w:val="14"/>
-          <w:shd w:val="clear" w:color="auto" w:fill="B7B7B7"/>
-        </w:rPr>
-        <w:t>(GPT</w:t>
-      </w:r>
-      <w:r>
-        <w:rPr>
-          <w:rFonts w:ascii="Cambria Math" w:hAnsi="Cambria Math" w:cs="Cambria Math"/>
-          <w:b/>
-          <w:sz w:val="14"/>
-          <w:szCs w:val="14"/>
-          <w:shd w:val="clear" w:color="auto" w:fill="B7B7B7"/>
+          <w:rFonts w:ascii="Arial" w:eastAsia="Arial" w:hAnsi="Arial" w:cs="Arial"/>
+          <w:b/>
+          <w:color w:val="000000"/>
+          <w:sz w:val="18"/>
+          <w:highlight w:val="lightGray"/>
+        </w:rPr>
+        <w:t># Source: AI Source: Provided by: [Data Path</w:t>
+      </w:r>
+      <w:r>
+        <w:rPr>
+          <w:rFonts w:ascii="Arial" w:eastAsia="Arial" w:hAnsi="Arial" w:cs="Arial"/>
+          <w:color w:val="000000"/>
+          <w:sz w:val="18"/>
+          <w:highlight w:val="lightGray"/>
+        </w:rPr>
+        <w:t xml:space="preserve">: Persons Table -&gt; ID Column: 1, Name_En Column: Motasem Essam] -&gt; </w:t>
+      </w:r>
+      <w:r>
+        <w:rPr>
+          <w:rFonts w:ascii="Arial" w:eastAsia="Arial" w:hAnsi="Arial" w:cs="Arial"/>
+          <w:b/>
+          <w:color w:val="000000"/>
+          <w:sz w:val="18"/>
+          <w:highlight w:val="lightGray"/>
+        </w:rPr>
+        <w:t>From:</w:t>
+      </w:r>
+      <w:r>
+        <w:rPr>
+          <w:rFonts w:ascii="Arial" w:eastAsia="Arial" w:hAnsi="Arial" w:cs="Arial"/>
+          <w:color w:val="000000"/>
+          <w:sz w:val="18"/>
+          <w:highlight w:val="lightGray"/>
+        </w:rPr>
+        <w:t xml:space="preserve"> [Chatgpt (GPT</w:t>
+      </w:r>
+      <w:r>
+        <w:rPr>
+          <w:rFonts w:ascii="Arial" w:eastAsia="Arial" w:hAnsi="Arial" w:cs="Cambria Math"/>
+          <w:color w:val="000000"/>
+          <w:sz w:val="18"/>
+          <w:highlight w:val="lightGray"/>
         </w:rPr>
         <w:t>‑</w:t>
       </w:r>
       <w:r>
         <w:rPr>
-          <w:b/>
-          <w:sz w:val="14"/>
-          <w:szCs w:val="14"/>
-          <w:shd w:val="clear" w:color="auto" w:fill="B7B7B7"/>
-        </w:rPr>
-        <w:t>5 Mini) at [8/17/2025]</w:t>
+          <w:rFonts w:ascii="Arial" w:eastAsia="Arial" w:hAnsi="Arial" w:cs="Arial"/>
+          <w:color w:val="000000"/>
+          <w:sz w:val="18"/>
+          <w:highlight w:val="lightGray"/>
+        </w:rPr>
+        <w:t xml:space="preserve">5 Mini)] </w:t>
+      </w:r>
+      <w:r>
+        <w:rPr>
+          <w:rFonts w:ascii="Arial" w:eastAsia="Arial" w:hAnsi="Arial" w:cs="Arial"/>
+          <w:b/>
+          <w:color w:val="000000"/>
+          <w:sz w:val="18"/>
+          <w:highlight w:val="lightGray"/>
+        </w:rPr>
+        <w:t>on</w:t>
+      </w:r>
+      <w:r>
+        <w:rPr>
+          <w:rFonts w:ascii="Arial" w:eastAsia="Arial" w:hAnsi="Arial"/>
+          <w:sz w:val="18"/>
+          <w:highlight w:val="lightGray"/>
+        </w:rPr>
+        <w:t xml:space="preserve"> [8/17/2025]</w:t>
       </w:r>
     </w:p>
     <w:p>
@@ -2790,7 +3158,7 @@
         <w:spacing w:before="240" w:after="240"/>
       </w:pPr>
       <w:r>
-        <w:pict w14:anchorId="09BB4A6B">
+        <w:pict w14:anchorId="48E9BD4F">
           <v:rect id="_x0000_i1037" style="width:0;height:1.5pt" o:hralign="center" o:hrstd="t" o:hr="t" fillcolor="#a0a0a0" stroked="f"/>
         </w:pict>
       </w:r>
@@ -2844,14 +3212,7 @@
         <w:rPr>
           <w:rFonts w:ascii="Roboto Mono" w:eastAsia="Roboto Mono" w:hAnsi="Roboto Mono" w:cs="Roboto Mono"/>
         </w:rPr>
-        <w:t xml:space="preserve"> are tested within 4 </w:t>
-      </w:r>
-      <w:r>
-        <w:rPr>
-          <w:rFonts w:ascii="Roboto Mono" w:eastAsia="Roboto Mono" w:hAnsi="Roboto Mono" w:cs="Roboto Mono"/>
-        </w:rPr>
-        <w:lastRenderedPageBreak/>
-        <w:t xml:space="preserve">weeks using a </w:t>
+        <w:t xml:space="preserve"> are tested within 4 weeks using a </w:t>
       </w:r>
       <w:r>
         <w:rPr>
@@ -2869,7 +3230,7 @@
     </w:p>
     <w:p>
       <w:r>
-        <w:pict w14:anchorId="7122949A">
+        <w:pict w14:anchorId="4A1065E7">
           <v:rect id="_x0000_i1038" style="width:0;height:1.5pt" o:hralign="center" o:hrstd="t" o:hr="t" fillcolor="#a0a0a0" stroked="f"/>
         </w:pict>
       </w:r>
@@ -2893,51 +3254,77 @@
       </w:pPr>
       <w:r>
         <w:rPr>
-          <w:b/>
-          <w:shd w:val="clear" w:color="auto" w:fill="B7B7B7"/>
-        </w:rPr>
-        <w:t># Source</w:t>
-      </w:r>
-      <w:r>
-        <w:rPr>
-          <w:shd w:val="clear" w:color="auto" w:fill="B7B7B7"/>
-        </w:rPr>
-        <w:t xml:space="preserve">: </w:t>
-      </w:r>
-      <w:r>
-        <w:rPr>
-          <w:b/>
-          <w:shd w:val="clear" w:color="auto" w:fill="B7B7B7"/>
-        </w:rPr>
-        <w:t xml:space="preserve">Chatgpt </w:t>
-      </w:r>
-      <w:r>
-        <w:rPr>
-          <w:b/>
-          <w:sz w:val="14"/>
-          <w:szCs w:val="14"/>
-          <w:shd w:val="clear" w:color="auto" w:fill="B7B7B7"/>
-        </w:rPr>
-        <w:t>(GPT</w:t>
-      </w:r>
-      <w:r>
-        <w:rPr>
-          <w:rFonts w:ascii="Cambria Math" w:hAnsi="Cambria Math" w:cs="Cambria Math"/>
-          <w:b/>
-          <w:sz w:val="14"/>
-          <w:szCs w:val="14"/>
-          <w:shd w:val="clear" w:color="auto" w:fill="B7B7B7"/>
+          <w:rFonts w:ascii="Arial" w:eastAsia="Arial" w:hAnsi="Arial" w:cs="Arial"/>
+          <w:b/>
+          <w:color w:val="000000"/>
+          <w:sz w:val="18"/>
+          <w:highlight w:val="lightGray"/>
+        </w:rPr>
+        <w:t># Source: AI Source: Provided by: [Data Path</w:t>
+      </w:r>
+      <w:r>
+        <w:rPr>
+          <w:rFonts w:ascii="Arial" w:eastAsia="Arial" w:hAnsi="Arial" w:cs="Arial"/>
+          <w:color w:val="000000"/>
+          <w:sz w:val="18"/>
+          <w:highlight w:val="lightGray"/>
+        </w:rPr>
+        <w:t xml:space="preserve">: Persons Table -&gt; ID Column: 1, Name_En Column: Motasem Essam] -&gt; </w:t>
+      </w:r>
+      <w:r>
+        <w:rPr>
+          <w:rFonts w:ascii="Arial" w:eastAsia="Arial" w:hAnsi="Arial" w:cs="Arial"/>
+          <w:b/>
+          <w:color w:val="000000"/>
+          <w:sz w:val="18"/>
+          <w:highlight w:val="lightGray"/>
+        </w:rPr>
+        <w:t>From:</w:t>
+      </w:r>
+      <w:r>
+        <w:rPr>
+          <w:rFonts w:ascii="Arial" w:eastAsia="Arial" w:hAnsi="Arial" w:cs="Arial"/>
+          <w:color w:val="000000"/>
+          <w:sz w:val="18"/>
+          <w:highlight w:val="lightGray"/>
+        </w:rPr>
+        <w:t xml:space="preserve"> [Chatgpt (GPT</w:t>
+      </w:r>
+      <w:r>
+        <w:rPr>
+          <w:rFonts w:ascii="Arial" w:eastAsia="Arial" w:hAnsi="Arial" w:cs="Cambria Math"/>
+          <w:color w:val="000000"/>
+          <w:sz w:val="18"/>
+          <w:highlight w:val="lightGray"/>
         </w:rPr>
         <w:t>‑</w:t>
       </w:r>
       <w:r>
         <w:rPr>
-          <w:b/>
-          <w:sz w:val="14"/>
-          <w:szCs w:val="14"/>
-          <w:shd w:val="clear" w:color="auto" w:fill="B7B7B7"/>
-        </w:rPr>
-        <w:t>5 Mini) at [8/17/2025]</w:t>
+          <w:rFonts w:ascii="Arial" w:eastAsia="Arial" w:hAnsi="Arial" w:cs="Arial"/>
+          <w:color w:val="000000"/>
+          <w:sz w:val="18"/>
+          <w:highlight w:val="lightGray"/>
+        </w:rPr>
+        <w:t xml:space="preserve">5 Mini)] </w:t>
+      </w:r>
+      <w:r>
+        <w:rPr>
+          <w:rFonts w:ascii="Arial" w:eastAsia="Arial" w:hAnsi="Arial" w:cs="Arial"/>
+          <w:b/>
+          <w:color w:val="000000"/>
+          <w:sz w:val="18"/>
+          <w:highlight w:val="lightGray"/>
+        </w:rPr>
+        <w:t>on</w:t>
+      </w:r>
+      <w:r>
+        <w:rPr>
+          <w:rFonts w:ascii="Arial" w:eastAsia="Arial" w:hAnsi="Arial"/>
+          <w:sz w:val="18"/>
+          <w:highlight w:val="lightGray"/>
+        </w:rPr>
+        <w:t xml:space="preserve"> [8/17/2025]</w:t>
       </w:r>
     </w:p>
     <w:p>
@@ -2958,7 +3345,7 @@
           <w:ilvl w:val="0"/>
           <w:numId w:val="1"/>
         </w:numPr>
-        <w:spacing w:before="240"/>
+        <w:spacing w:before="240" w:after="0" w:line="276" w:lineRule="auto"/>
       </w:pPr>
       <w:r>
         <w:rPr>
@@ -2986,6 +3373,7 @@
           <w:ilvl w:val="0"/>
           <w:numId w:val="1"/>
         </w:numPr>
+        <w:spacing w:after="0" w:line="276" w:lineRule="auto"/>
       </w:pPr>
       <w:r>
         <w:rPr>
@@ -3019,6 +3407,7 @@
           <w:ilvl w:val="0"/>
           <w:numId w:val="1"/>
         </w:numPr>
+        <w:spacing w:after="0" w:line="276" w:lineRule="auto"/>
       </w:pPr>
       <w:r>
         <w:rPr>
@@ -3052,7 +3441,7 @@
           <w:ilvl w:val="0"/>
           <w:numId w:val="1"/>
         </w:numPr>
-        <w:spacing w:after="240"/>
+        <w:spacing w:after="240" w:line="276" w:lineRule="auto"/>
         <w:rPr>
           <w:rFonts w:ascii="Roboto Mono" w:eastAsia="Roboto Mono" w:hAnsi="Roboto Mono" w:cs="Roboto Mono"/>
         </w:rPr>
@@ -3115,7 +3504,7 @@
         <w:spacing w:after="80"/>
       </w:pPr>
       <w:r>
-        <w:pict w14:anchorId="56ABDED1">
+        <w:pict w14:anchorId="72221F77">
           <v:rect id="_x0000_i1039" style="width:0;height:1.5pt" o:hralign="center" o:hrstd="t" o:hr="t" fillcolor="#a0a0a0" stroked="f"/>
         </w:pict>
       </w:r>
@@ -3138,51 +3527,77 @@
       </w:pPr>
       <w:r>
         <w:rPr>
-          <w:b/>
-          <w:shd w:val="clear" w:color="auto" w:fill="B7B7B7"/>
-        </w:rPr>
-        <w:t># Source</w:t>
-      </w:r>
-      <w:r>
-        <w:rPr>
-          <w:shd w:val="clear" w:color="auto" w:fill="B7B7B7"/>
-        </w:rPr>
-        <w:t xml:space="preserve">: </w:t>
-      </w:r>
-      <w:r>
-        <w:rPr>
-          <w:b/>
-          <w:shd w:val="clear" w:color="auto" w:fill="B7B7B7"/>
-        </w:rPr>
-        <w:t xml:space="preserve">Chatgpt </w:t>
-      </w:r>
-      <w:r>
-        <w:rPr>
-          <w:b/>
-          <w:sz w:val="14"/>
-          <w:szCs w:val="14"/>
-          <w:shd w:val="clear" w:color="auto" w:fill="B7B7B7"/>
-        </w:rPr>
-        <w:t>(GPT</w:t>
-      </w:r>
-      <w:r>
-        <w:rPr>
-          <w:rFonts w:ascii="Cambria Math" w:hAnsi="Cambria Math" w:cs="Cambria Math"/>
-          <w:b/>
-          <w:sz w:val="14"/>
-          <w:szCs w:val="14"/>
-          <w:shd w:val="clear" w:color="auto" w:fill="B7B7B7"/>
+          <w:rFonts w:ascii="Arial" w:eastAsia="Arial" w:hAnsi="Arial" w:cs="Arial"/>
+          <w:b/>
+          <w:color w:val="000000"/>
+          <w:sz w:val="18"/>
+          <w:highlight w:val="lightGray"/>
+        </w:rPr>
+        <w:t># Source: AI Source: Provided by: [Data Path</w:t>
+      </w:r>
+      <w:r>
+        <w:rPr>
+          <w:rFonts w:ascii="Arial" w:eastAsia="Arial" w:hAnsi="Arial" w:cs="Arial"/>
+          <w:color w:val="000000"/>
+          <w:sz w:val="18"/>
+          <w:highlight w:val="lightGray"/>
+        </w:rPr>
+        <w:t xml:space="preserve">: Persons Table -&gt; ID Column: 1, Name_En Column: Motasem Essam] -&gt; </w:t>
+      </w:r>
+      <w:r>
+        <w:rPr>
+          <w:rFonts w:ascii="Arial" w:eastAsia="Arial" w:hAnsi="Arial" w:cs="Arial"/>
+          <w:b/>
+          <w:color w:val="000000"/>
+          <w:sz w:val="18"/>
+          <w:highlight w:val="lightGray"/>
+        </w:rPr>
+        <w:t>From:</w:t>
+      </w:r>
+      <w:r>
+        <w:rPr>
+          <w:rFonts w:ascii="Arial" w:eastAsia="Arial" w:hAnsi="Arial" w:cs="Arial"/>
+          <w:color w:val="000000"/>
+          <w:sz w:val="18"/>
+          <w:highlight w:val="lightGray"/>
+        </w:rPr>
+        <w:t xml:space="preserve"> [Chatgpt (GPT</w:t>
+      </w:r>
+      <w:r>
+        <w:rPr>
+          <w:rFonts w:ascii="Arial" w:eastAsia="Arial" w:hAnsi="Arial" w:cs="Cambria Math"/>
+          <w:color w:val="000000"/>
+          <w:sz w:val="18"/>
+          <w:highlight w:val="lightGray"/>
         </w:rPr>
         <w:t>‑</w:t>
       </w:r>
       <w:r>
         <w:rPr>
-          <w:b/>
-          <w:sz w:val="14"/>
-          <w:szCs w:val="14"/>
-          <w:shd w:val="clear" w:color="auto" w:fill="B7B7B7"/>
-        </w:rPr>
-        <w:t>5 Mini) at [8/17/2025]</w:t>
+          <w:rFonts w:ascii="Arial" w:eastAsia="Arial" w:hAnsi="Arial" w:cs="Arial"/>
+          <w:color w:val="000000"/>
+          <w:sz w:val="18"/>
+          <w:highlight w:val="lightGray"/>
+        </w:rPr>
+        <w:t xml:space="preserve">5 Mini)] </w:t>
+      </w:r>
+      <w:r>
+        <w:rPr>
+          <w:rFonts w:ascii="Arial" w:eastAsia="Arial" w:hAnsi="Arial" w:cs="Arial"/>
+          <w:b/>
+          <w:color w:val="000000"/>
+          <w:sz w:val="18"/>
+          <w:highlight w:val="lightGray"/>
+        </w:rPr>
+        <w:t>on</w:t>
+      </w:r>
+      <w:r>
+        <w:rPr>
+          <w:rFonts w:ascii="Arial" w:eastAsia="Arial" w:hAnsi="Arial"/>
+          <w:sz w:val="18"/>
+          <w:highlight w:val="lightGray"/>
+        </w:rPr>
+        <w:t xml:space="preserve"> [8/17/2025]</w:t>
       </w:r>
     </w:p>
     <w:p>
@@ -3191,7 +3606,7 @@
           <w:ilvl w:val="0"/>
           <w:numId w:val="19"/>
         </w:numPr>
-        <w:spacing w:before="240"/>
+        <w:spacing w:before="240" w:after="0" w:line="276" w:lineRule="auto"/>
         <w:rPr>
           <w:rFonts w:ascii="Roboto Mono" w:eastAsia="Roboto Mono" w:hAnsi="Roboto Mono" w:cs="Roboto Mono"/>
         </w:rPr>
@@ -3215,6 +3630,7 @@
           <w:ilvl w:val="0"/>
           <w:numId w:val="19"/>
         </w:numPr>
+        <w:spacing w:after="0" w:line="276" w:lineRule="auto"/>
       </w:pPr>
       <w:r>
         <w:rPr>
@@ -3248,7 +3664,7 @@
           <w:ilvl w:val="0"/>
           <w:numId w:val="19"/>
         </w:numPr>
-        <w:spacing w:after="240"/>
+        <w:spacing w:after="240" w:line="276" w:lineRule="auto"/>
       </w:pPr>
       <w:r>
         <w:rPr>
@@ -3321,7 +3737,7 @@
         <w:spacing w:after="80"/>
       </w:pPr>
       <w:r>
-        <w:pict w14:anchorId="1A8FCFF8">
+        <w:pict w14:anchorId="221DFC30">
           <v:rect id="_x0000_i1040" style="width:0;height:1.5pt" o:hralign="center" o:hrstd="t" o:hr="t" fillcolor="#a0a0a0" stroked="f"/>
         </w:pict>
       </w:r>
@@ -3335,7 +3751,6 @@
       <w:bookmarkStart w:id="19" w:name="_fifq977kz488" w:colFirst="0" w:colLast="0"/>
       <w:bookmarkEnd w:id="19"/>
       <w:r>
-        <w:lastRenderedPageBreak/>
         <w:t>3. Project Manager / Delivery Manager</w:t>
       </w:r>
     </w:p>
@@ -3345,51 +3760,77 @@
       </w:pPr>
       <w:r>
         <w:rPr>
-          <w:b/>
-          <w:shd w:val="clear" w:color="auto" w:fill="B7B7B7"/>
-        </w:rPr>
-        <w:t># Source</w:t>
-      </w:r>
-      <w:r>
-        <w:rPr>
-          <w:shd w:val="clear" w:color="auto" w:fill="B7B7B7"/>
-        </w:rPr>
-        <w:t xml:space="preserve">: </w:t>
-      </w:r>
-      <w:r>
-        <w:rPr>
-          <w:b/>
-          <w:shd w:val="clear" w:color="auto" w:fill="B7B7B7"/>
-        </w:rPr>
-        <w:t xml:space="preserve">Chatgpt </w:t>
-      </w:r>
-      <w:r>
-        <w:rPr>
-          <w:b/>
-          <w:sz w:val="14"/>
-          <w:szCs w:val="14"/>
-          <w:shd w:val="clear" w:color="auto" w:fill="B7B7B7"/>
-        </w:rPr>
-        <w:t>(GPT</w:t>
-      </w:r>
-      <w:r>
-        <w:rPr>
-          <w:rFonts w:ascii="Cambria Math" w:hAnsi="Cambria Math" w:cs="Cambria Math"/>
-          <w:b/>
-          <w:sz w:val="14"/>
-          <w:szCs w:val="14"/>
-          <w:shd w:val="clear" w:color="auto" w:fill="B7B7B7"/>
+          <w:rFonts w:ascii="Arial" w:eastAsia="Arial" w:hAnsi="Arial" w:cs="Arial"/>
+          <w:b/>
+          <w:color w:val="000000"/>
+          <w:sz w:val="18"/>
+          <w:highlight w:val="lightGray"/>
+        </w:rPr>
+        <w:t># Source: AI Source: Provided by: [Data Path</w:t>
+      </w:r>
+      <w:r>
+        <w:rPr>
+          <w:rFonts w:ascii="Arial" w:eastAsia="Arial" w:hAnsi="Arial" w:cs="Arial"/>
+          <w:color w:val="000000"/>
+          <w:sz w:val="18"/>
+          <w:highlight w:val="lightGray"/>
+        </w:rPr>
+        <w:t xml:space="preserve">: Persons Table -&gt; ID Column: 1, Name_En Column: Motasem Essam] -&gt; </w:t>
+      </w:r>
+      <w:r>
+        <w:rPr>
+          <w:rFonts w:ascii="Arial" w:eastAsia="Arial" w:hAnsi="Arial" w:cs="Arial"/>
+          <w:b/>
+          <w:color w:val="000000"/>
+          <w:sz w:val="18"/>
+          <w:highlight w:val="lightGray"/>
+        </w:rPr>
+        <w:t>From:</w:t>
+      </w:r>
+      <w:r>
+        <w:rPr>
+          <w:rFonts w:ascii="Arial" w:eastAsia="Arial" w:hAnsi="Arial" w:cs="Arial"/>
+          <w:color w:val="000000"/>
+          <w:sz w:val="18"/>
+          <w:highlight w:val="lightGray"/>
+        </w:rPr>
+        <w:t xml:space="preserve"> [Chatgpt (GPT</w:t>
+      </w:r>
+      <w:r>
+        <w:rPr>
+          <w:rFonts w:ascii="Arial" w:eastAsia="Arial" w:hAnsi="Arial" w:cs="Cambria Math"/>
+          <w:color w:val="000000"/>
+          <w:sz w:val="18"/>
+          <w:highlight w:val="lightGray"/>
         </w:rPr>
         <w:t>‑</w:t>
       </w:r>
       <w:r>
         <w:rPr>
-          <w:b/>
-          <w:sz w:val="14"/>
-          <w:szCs w:val="14"/>
-          <w:shd w:val="clear" w:color="auto" w:fill="B7B7B7"/>
-        </w:rPr>
-        <w:t>5 Mini) at [8/17/2025]</w:t>
+          <w:rFonts w:ascii="Arial" w:eastAsia="Arial" w:hAnsi="Arial" w:cs="Arial"/>
+          <w:color w:val="000000"/>
+          <w:sz w:val="18"/>
+          <w:highlight w:val="lightGray"/>
+        </w:rPr>
+        <w:t xml:space="preserve">5 Mini)] </w:t>
+      </w:r>
+      <w:r>
+        <w:rPr>
+          <w:rFonts w:ascii="Arial" w:eastAsia="Arial" w:hAnsi="Arial" w:cs="Arial"/>
+          <w:b/>
+          <w:color w:val="000000"/>
+          <w:sz w:val="18"/>
+          <w:highlight w:val="lightGray"/>
+        </w:rPr>
+        <w:t>on</w:t>
+      </w:r>
+      <w:r>
+        <w:rPr>
+          <w:rFonts w:ascii="Arial" w:eastAsia="Arial" w:hAnsi="Arial"/>
+          <w:sz w:val="18"/>
+          <w:highlight w:val="lightGray"/>
+        </w:rPr>
+        <w:t xml:space="preserve"> [8/17/2025]</w:t>
       </w:r>
     </w:p>
     <w:p>
@@ -3398,7 +3839,7 @@
           <w:ilvl w:val="0"/>
           <w:numId w:val="8"/>
         </w:numPr>
-        <w:spacing w:before="240"/>
+        <w:spacing w:before="240" w:after="0" w:line="276" w:lineRule="auto"/>
         <w:rPr>
           <w:rFonts w:ascii="Roboto Mono" w:eastAsia="Roboto Mono" w:hAnsi="Roboto Mono" w:cs="Roboto Mono"/>
         </w:rPr>
@@ -3422,6 +3863,7 @@
           <w:ilvl w:val="0"/>
           <w:numId w:val="8"/>
         </w:numPr>
+        <w:spacing w:after="0" w:line="276" w:lineRule="auto"/>
       </w:pPr>
       <w:r>
         <w:rPr>
@@ -3455,7 +3897,7 @@
           <w:ilvl w:val="0"/>
           <w:numId w:val="8"/>
         </w:numPr>
-        <w:spacing w:after="240"/>
+        <w:spacing w:after="240" w:line="276" w:lineRule="auto"/>
         <w:rPr>
           <w:rFonts w:ascii="Roboto Mono" w:eastAsia="Roboto Mono" w:hAnsi="Roboto Mono" w:cs="Roboto Mono"/>
         </w:rPr>
@@ -3518,7 +3960,7 @@
         <w:spacing w:after="80"/>
       </w:pPr>
       <w:r>
-        <w:pict w14:anchorId="1A2A20FB">
+        <w:pict w14:anchorId="73607CE6">
           <v:rect id="_x0000_i1041" style="width:0;height:1.5pt" o:hralign="center" o:hrstd="t" o:hr="t" fillcolor="#a0a0a0" stroked="f"/>
         </w:pict>
       </w:r>
@@ -3541,51 +3983,77 @@
       </w:pPr>
       <w:r>
         <w:rPr>
-          <w:b/>
-          <w:shd w:val="clear" w:color="auto" w:fill="B7B7B7"/>
-        </w:rPr>
-        <w:t># Source</w:t>
-      </w:r>
-      <w:r>
-        <w:rPr>
-          <w:shd w:val="clear" w:color="auto" w:fill="B7B7B7"/>
-        </w:rPr>
-        <w:t xml:space="preserve">: </w:t>
-      </w:r>
-      <w:r>
-        <w:rPr>
-          <w:b/>
-          <w:shd w:val="clear" w:color="auto" w:fill="B7B7B7"/>
-        </w:rPr>
-        <w:t xml:space="preserve">Chatgpt </w:t>
-      </w:r>
-      <w:r>
-        <w:rPr>
-          <w:b/>
-          <w:sz w:val="14"/>
-          <w:szCs w:val="14"/>
-          <w:shd w:val="clear" w:color="auto" w:fill="B7B7B7"/>
-        </w:rPr>
-        <w:t>(GPT</w:t>
-      </w:r>
-      <w:r>
-        <w:rPr>
-          <w:rFonts w:ascii="Cambria Math" w:hAnsi="Cambria Math" w:cs="Cambria Math"/>
-          <w:b/>
-          <w:sz w:val="14"/>
-          <w:szCs w:val="14"/>
-          <w:shd w:val="clear" w:color="auto" w:fill="B7B7B7"/>
+          <w:rFonts w:ascii="Arial" w:eastAsia="Arial" w:hAnsi="Arial" w:cs="Arial"/>
+          <w:b/>
+          <w:color w:val="000000"/>
+          <w:sz w:val="18"/>
+          <w:highlight w:val="lightGray"/>
+        </w:rPr>
+        <w:t># Source: AI Source: Provided by: [Data Path</w:t>
+      </w:r>
+      <w:r>
+        <w:rPr>
+          <w:rFonts w:ascii="Arial" w:eastAsia="Arial" w:hAnsi="Arial" w:cs="Arial"/>
+          <w:color w:val="000000"/>
+          <w:sz w:val="18"/>
+          <w:highlight w:val="lightGray"/>
+        </w:rPr>
+        <w:t xml:space="preserve">: Persons Table -&gt; ID Column: 1, Name_En Column: Motasem Essam] -&gt; </w:t>
+      </w:r>
+      <w:r>
+        <w:rPr>
+          <w:rFonts w:ascii="Arial" w:eastAsia="Arial" w:hAnsi="Arial" w:cs="Arial"/>
+          <w:b/>
+          <w:color w:val="000000"/>
+          <w:sz w:val="18"/>
+          <w:highlight w:val="lightGray"/>
+        </w:rPr>
+        <w:t>From:</w:t>
+      </w:r>
+      <w:r>
+        <w:rPr>
+          <w:rFonts w:ascii="Arial" w:eastAsia="Arial" w:hAnsi="Arial" w:cs="Arial"/>
+          <w:color w:val="000000"/>
+          <w:sz w:val="18"/>
+          <w:highlight w:val="lightGray"/>
+        </w:rPr>
+        <w:t xml:space="preserve"> [Chatgpt (GPT</w:t>
+      </w:r>
+      <w:r>
+        <w:rPr>
+          <w:rFonts w:ascii="Arial" w:eastAsia="Arial" w:hAnsi="Arial" w:cs="Cambria Math"/>
+          <w:color w:val="000000"/>
+          <w:sz w:val="18"/>
+          <w:highlight w:val="lightGray"/>
         </w:rPr>
         <w:t>‑</w:t>
       </w:r>
       <w:r>
         <w:rPr>
-          <w:b/>
-          <w:sz w:val="14"/>
-          <w:szCs w:val="14"/>
-          <w:shd w:val="clear" w:color="auto" w:fill="B7B7B7"/>
-        </w:rPr>
-        <w:t>5 Mini) at [8/17/2025]</w:t>
+          <w:rFonts w:ascii="Arial" w:eastAsia="Arial" w:hAnsi="Arial" w:cs="Arial"/>
+          <w:color w:val="000000"/>
+          <w:sz w:val="18"/>
+          <w:highlight w:val="lightGray"/>
+        </w:rPr>
+        <w:t xml:space="preserve">5 Mini)] </w:t>
+      </w:r>
+      <w:r>
+        <w:rPr>
+          <w:rFonts w:ascii="Arial" w:eastAsia="Arial" w:hAnsi="Arial" w:cs="Arial"/>
+          <w:b/>
+          <w:color w:val="000000"/>
+          <w:sz w:val="18"/>
+          <w:highlight w:val="lightGray"/>
+        </w:rPr>
+        <w:t>on</w:t>
+      </w:r>
+      <w:r>
+        <w:rPr>
+          <w:rFonts w:ascii="Arial" w:eastAsia="Arial" w:hAnsi="Arial"/>
+          <w:sz w:val="18"/>
+          <w:highlight w:val="lightGray"/>
+        </w:rPr>
+        <w:t xml:space="preserve"> [8/17/2025]</w:t>
       </w:r>
     </w:p>
     <w:p>
@@ -3594,7 +4062,7 @@
           <w:ilvl w:val="0"/>
           <w:numId w:val="15"/>
         </w:numPr>
-        <w:spacing w:before="240"/>
+        <w:spacing w:before="240" w:after="0" w:line="276" w:lineRule="auto"/>
       </w:pPr>
       <w:r>
         <w:rPr>
@@ -3628,7 +4096,7 @@
           <w:ilvl w:val="0"/>
           <w:numId w:val="15"/>
         </w:numPr>
-        <w:spacing w:after="240"/>
+        <w:spacing w:after="240" w:line="276" w:lineRule="auto"/>
       </w:pPr>
       <w:r>
         <w:rPr>
@@ -3701,7 +4169,7 @@
         <w:spacing w:after="80"/>
       </w:pPr>
       <w:r>
-        <w:pict w14:anchorId="5D400663">
+        <w:pict w14:anchorId="57A47DFD">
           <v:rect id="_x0000_i1042" style="width:0;height:1.5pt" o:hralign="center" o:hrstd="t" o:hr="t" fillcolor="#a0a0a0" stroked="f"/>
         </w:pict>
       </w:r>
@@ -3724,51 +4192,77 @@
       </w:pPr>
       <w:r>
         <w:rPr>
-          <w:b/>
-          <w:shd w:val="clear" w:color="auto" w:fill="B7B7B7"/>
-        </w:rPr>
-        <w:t># Source</w:t>
-      </w:r>
-      <w:r>
-        <w:rPr>
-          <w:shd w:val="clear" w:color="auto" w:fill="B7B7B7"/>
-        </w:rPr>
-        <w:t xml:space="preserve">: </w:t>
-      </w:r>
-      <w:r>
-        <w:rPr>
-          <w:b/>
-          <w:shd w:val="clear" w:color="auto" w:fill="B7B7B7"/>
-        </w:rPr>
-        <w:t xml:space="preserve">Chatgpt </w:t>
-      </w:r>
-      <w:r>
-        <w:rPr>
-          <w:b/>
-          <w:sz w:val="14"/>
-          <w:szCs w:val="14"/>
-          <w:shd w:val="clear" w:color="auto" w:fill="B7B7B7"/>
-        </w:rPr>
-        <w:t>(GPT</w:t>
-      </w:r>
-      <w:r>
-        <w:rPr>
-          <w:rFonts w:ascii="Cambria Math" w:hAnsi="Cambria Math" w:cs="Cambria Math"/>
-          <w:b/>
-          <w:sz w:val="14"/>
-          <w:szCs w:val="14"/>
-          <w:shd w:val="clear" w:color="auto" w:fill="B7B7B7"/>
+          <w:rFonts w:ascii="Arial" w:eastAsia="Arial" w:hAnsi="Arial" w:cs="Arial"/>
+          <w:b/>
+          <w:color w:val="000000"/>
+          <w:sz w:val="18"/>
+          <w:highlight w:val="lightGray"/>
+        </w:rPr>
+        <w:t># Source: AI Source: Provided by: [Data Path</w:t>
+      </w:r>
+      <w:r>
+        <w:rPr>
+          <w:rFonts w:ascii="Arial" w:eastAsia="Arial" w:hAnsi="Arial" w:cs="Arial"/>
+          <w:color w:val="000000"/>
+          <w:sz w:val="18"/>
+          <w:highlight w:val="lightGray"/>
+        </w:rPr>
+        <w:t xml:space="preserve">: Persons Table -&gt; ID Column: 1, Name_En Column: Motasem Essam] -&gt; </w:t>
+      </w:r>
+      <w:r>
+        <w:rPr>
+          <w:rFonts w:ascii="Arial" w:eastAsia="Arial" w:hAnsi="Arial" w:cs="Arial"/>
+          <w:b/>
+          <w:color w:val="000000"/>
+          <w:sz w:val="18"/>
+          <w:highlight w:val="lightGray"/>
+        </w:rPr>
+        <w:t>From:</w:t>
+      </w:r>
+      <w:r>
+        <w:rPr>
+          <w:rFonts w:ascii="Arial" w:eastAsia="Arial" w:hAnsi="Arial" w:cs="Arial"/>
+          <w:color w:val="000000"/>
+          <w:sz w:val="18"/>
+          <w:highlight w:val="lightGray"/>
+        </w:rPr>
+        <w:t xml:space="preserve"> [Chatgpt (GPT</w:t>
+      </w:r>
+      <w:r>
+        <w:rPr>
+          <w:rFonts w:ascii="Arial" w:eastAsia="Arial" w:hAnsi="Arial" w:cs="Cambria Math"/>
+          <w:color w:val="000000"/>
+          <w:sz w:val="18"/>
+          <w:highlight w:val="lightGray"/>
         </w:rPr>
         <w:t>‑</w:t>
       </w:r>
       <w:r>
         <w:rPr>
-          <w:b/>
-          <w:sz w:val="14"/>
-          <w:szCs w:val="14"/>
-          <w:shd w:val="clear" w:color="auto" w:fill="B7B7B7"/>
-        </w:rPr>
-        <w:t>5 Mini) at [8/17/2025]</w:t>
+          <w:rFonts w:ascii="Arial" w:eastAsia="Arial" w:hAnsi="Arial" w:cs="Arial"/>
+          <w:color w:val="000000"/>
+          <w:sz w:val="18"/>
+          <w:highlight w:val="lightGray"/>
+        </w:rPr>
+        <w:t xml:space="preserve">5 Mini)] </w:t>
+      </w:r>
+      <w:r>
+        <w:rPr>
+          <w:rFonts w:ascii="Arial" w:eastAsia="Arial" w:hAnsi="Arial" w:cs="Arial"/>
+          <w:b/>
+          <w:color w:val="000000"/>
+          <w:sz w:val="18"/>
+          <w:highlight w:val="lightGray"/>
+        </w:rPr>
+        <w:t>on</w:t>
+      </w:r>
+      <w:r>
+        <w:rPr>
+          <w:rFonts w:ascii="Arial" w:eastAsia="Arial" w:hAnsi="Arial"/>
+          <w:sz w:val="18"/>
+          <w:highlight w:val="lightGray"/>
+        </w:rPr>
+        <w:t xml:space="preserve"> [8/17/2025]</w:t>
       </w:r>
     </w:p>
     <w:p>
@@ -3777,7 +4271,7 @@
           <w:ilvl w:val="0"/>
           <w:numId w:val="5"/>
         </w:numPr>
-        <w:spacing w:before="240"/>
+        <w:spacing w:before="240" w:after="0" w:line="276" w:lineRule="auto"/>
       </w:pPr>
       <w:r>
         <w:rPr>
@@ -3811,7 +4305,7 @@
           <w:ilvl w:val="0"/>
           <w:numId w:val="5"/>
         </w:numPr>
-        <w:spacing w:after="240"/>
+        <w:spacing w:after="240" w:line="276" w:lineRule="auto"/>
         <w:rPr>
           <w:rFonts w:ascii="Roboto Mono" w:eastAsia="Roboto Mono" w:hAnsi="Roboto Mono" w:cs="Roboto Mono"/>
         </w:rPr>
@@ -3874,8 +4368,7 @@
         <w:spacing w:after="80"/>
       </w:pPr>
       <w:r>
-        <w:lastRenderedPageBreak/>
-        <w:pict w14:anchorId="7C41EF8F">
+        <w:pict w14:anchorId="5C822541">
           <v:rect id="_x0000_i1043" style="width:0;height:1.5pt" o:hralign="center" o:hrstd="t" o:hr="t" fillcolor="#a0a0a0" stroked="f"/>
         </w:pict>
       </w:r>
@@ -3898,51 +4391,77 @@
       </w:pPr>
       <w:r>
         <w:rPr>
-          <w:b/>
-          <w:shd w:val="clear" w:color="auto" w:fill="B7B7B7"/>
-        </w:rPr>
-        <w:t># Source</w:t>
-      </w:r>
-      <w:r>
-        <w:rPr>
-          <w:shd w:val="clear" w:color="auto" w:fill="B7B7B7"/>
-        </w:rPr>
-        <w:t xml:space="preserve">: </w:t>
-      </w:r>
-      <w:r>
-        <w:rPr>
-          <w:b/>
-          <w:shd w:val="clear" w:color="auto" w:fill="B7B7B7"/>
-        </w:rPr>
-        <w:t xml:space="preserve">Chatgpt </w:t>
-      </w:r>
-      <w:r>
-        <w:rPr>
-          <w:b/>
-          <w:sz w:val="14"/>
-          <w:szCs w:val="14"/>
-          <w:shd w:val="clear" w:color="auto" w:fill="B7B7B7"/>
-        </w:rPr>
-        <w:t>(GPT</w:t>
-      </w:r>
-      <w:r>
-        <w:rPr>
-          <w:rFonts w:ascii="Cambria Math" w:hAnsi="Cambria Math" w:cs="Cambria Math"/>
-          <w:b/>
-          <w:sz w:val="14"/>
-          <w:szCs w:val="14"/>
-          <w:shd w:val="clear" w:color="auto" w:fill="B7B7B7"/>
+          <w:rFonts w:ascii="Arial" w:eastAsia="Arial" w:hAnsi="Arial" w:cs="Arial"/>
+          <w:b/>
+          <w:color w:val="000000"/>
+          <w:sz w:val="18"/>
+          <w:highlight w:val="lightGray"/>
+        </w:rPr>
+        <w:t># Source: AI Source: Provided by: [Data Path</w:t>
+      </w:r>
+      <w:r>
+        <w:rPr>
+          <w:rFonts w:ascii="Arial" w:eastAsia="Arial" w:hAnsi="Arial" w:cs="Arial"/>
+          <w:color w:val="000000"/>
+          <w:sz w:val="18"/>
+          <w:highlight w:val="lightGray"/>
+        </w:rPr>
+        <w:t xml:space="preserve">: Persons Table -&gt; ID Column: 1, Name_En Column: Motasem Essam] -&gt; </w:t>
+      </w:r>
+      <w:r>
+        <w:rPr>
+          <w:rFonts w:ascii="Arial" w:eastAsia="Arial" w:hAnsi="Arial" w:cs="Arial"/>
+          <w:b/>
+          <w:color w:val="000000"/>
+          <w:sz w:val="18"/>
+          <w:highlight w:val="lightGray"/>
+        </w:rPr>
+        <w:t>From:</w:t>
+      </w:r>
+      <w:r>
+        <w:rPr>
+          <w:rFonts w:ascii="Arial" w:eastAsia="Arial" w:hAnsi="Arial" w:cs="Arial"/>
+          <w:color w:val="000000"/>
+          <w:sz w:val="18"/>
+          <w:highlight w:val="lightGray"/>
+        </w:rPr>
+        <w:t xml:space="preserve"> [Chatgpt (GPT</w:t>
+      </w:r>
+      <w:r>
+        <w:rPr>
+          <w:rFonts w:ascii="Arial" w:eastAsia="Arial" w:hAnsi="Arial" w:cs="Cambria Math"/>
+          <w:color w:val="000000"/>
+          <w:sz w:val="18"/>
+          <w:highlight w:val="lightGray"/>
         </w:rPr>
         <w:t>‑</w:t>
       </w:r>
       <w:r>
         <w:rPr>
-          <w:b/>
-          <w:sz w:val="14"/>
-          <w:szCs w:val="14"/>
-          <w:shd w:val="clear" w:color="auto" w:fill="B7B7B7"/>
-        </w:rPr>
-        <w:t>5 Mini) at [8/17/2025]</w:t>
+          <w:rFonts w:ascii="Arial" w:eastAsia="Arial" w:hAnsi="Arial" w:cs="Arial"/>
+          <w:color w:val="000000"/>
+          <w:sz w:val="18"/>
+          <w:highlight w:val="lightGray"/>
+        </w:rPr>
+        <w:t xml:space="preserve">5 Mini)] </w:t>
+      </w:r>
+      <w:r>
+        <w:rPr>
+          <w:rFonts w:ascii="Arial" w:eastAsia="Arial" w:hAnsi="Arial" w:cs="Arial"/>
+          <w:b/>
+          <w:color w:val="000000"/>
+          <w:sz w:val="18"/>
+          <w:highlight w:val="lightGray"/>
+        </w:rPr>
+        <w:t>on</w:t>
+      </w:r>
+      <w:r>
+        <w:rPr>
+          <w:rFonts w:ascii="Arial" w:eastAsia="Arial" w:hAnsi="Arial"/>
+          <w:sz w:val="18"/>
+          <w:highlight w:val="lightGray"/>
+        </w:rPr>
+        <w:t xml:space="preserve"> [8/17/2025]</w:t>
       </w:r>
     </w:p>
     <w:p>
@@ -3951,7 +4470,7 @@
           <w:ilvl w:val="0"/>
           <w:numId w:val="7"/>
         </w:numPr>
-        <w:spacing w:before="240"/>
+        <w:spacing w:before="240" w:after="0" w:line="276" w:lineRule="auto"/>
       </w:pPr>
       <w:r>
         <w:rPr>
@@ -3985,7 +4504,7 @@
           <w:ilvl w:val="0"/>
           <w:numId w:val="7"/>
         </w:numPr>
-        <w:spacing w:after="240"/>
+        <w:spacing w:after="240" w:line="276" w:lineRule="auto"/>
       </w:pPr>
       <w:r>
         <w:rPr>
@@ -4058,7 +4577,7 @@
         <w:spacing w:after="80"/>
       </w:pPr>
       <w:r>
-        <w:pict w14:anchorId="08903ADC">
+        <w:pict w14:anchorId="07DC205C">
           <v:rect id="_x0000_i1044" style="width:0;height:1.5pt" o:hralign="center" o:hrstd="t" o:hr="t" fillcolor="#a0a0a0" stroked="f"/>
         </w:pict>
       </w:r>
@@ -4082,51 +4601,77 @@
       </w:pPr>
       <w:r>
         <w:rPr>
-          <w:b/>
-          <w:shd w:val="clear" w:color="auto" w:fill="B7B7B7"/>
-        </w:rPr>
-        <w:t># Source</w:t>
-      </w:r>
-      <w:r>
-        <w:rPr>
-          <w:shd w:val="clear" w:color="auto" w:fill="B7B7B7"/>
-        </w:rPr>
-        <w:t xml:space="preserve">: </w:t>
-      </w:r>
-      <w:r>
-        <w:rPr>
-          <w:b/>
-          <w:shd w:val="clear" w:color="auto" w:fill="B7B7B7"/>
-        </w:rPr>
-        <w:t xml:space="preserve">Chatgpt </w:t>
-      </w:r>
-      <w:r>
-        <w:rPr>
-          <w:b/>
-          <w:sz w:val="14"/>
-          <w:szCs w:val="14"/>
-          <w:shd w:val="clear" w:color="auto" w:fill="B7B7B7"/>
-        </w:rPr>
-        <w:t>(GPT</w:t>
-      </w:r>
-      <w:r>
-        <w:rPr>
-          <w:rFonts w:ascii="Cambria Math" w:hAnsi="Cambria Math" w:cs="Cambria Math"/>
-          <w:b/>
-          <w:sz w:val="14"/>
-          <w:szCs w:val="14"/>
-          <w:shd w:val="clear" w:color="auto" w:fill="B7B7B7"/>
+          <w:rFonts w:ascii="Arial" w:eastAsia="Arial" w:hAnsi="Arial" w:cs="Arial"/>
+          <w:b/>
+          <w:color w:val="000000"/>
+          <w:sz w:val="18"/>
+          <w:highlight w:val="lightGray"/>
+        </w:rPr>
+        <w:t># Source: AI Source: Provided by: [Data Path</w:t>
+      </w:r>
+      <w:r>
+        <w:rPr>
+          <w:rFonts w:ascii="Arial" w:eastAsia="Arial" w:hAnsi="Arial" w:cs="Arial"/>
+          <w:color w:val="000000"/>
+          <w:sz w:val="18"/>
+          <w:highlight w:val="lightGray"/>
+        </w:rPr>
+        <w:t xml:space="preserve">: Persons Table -&gt; ID Column: 1, Name_En Column: Motasem Essam] -&gt; </w:t>
+      </w:r>
+      <w:r>
+        <w:rPr>
+          <w:rFonts w:ascii="Arial" w:eastAsia="Arial" w:hAnsi="Arial" w:cs="Arial"/>
+          <w:b/>
+          <w:color w:val="000000"/>
+          <w:sz w:val="18"/>
+          <w:highlight w:val="lightGray"/>
+        </w:rPr>
+        <w:t>From:</w:t>
+      </w:r>
+      <w:r>
+        <w:rPr>
+          <w:rFonts w:ascii="Arial" w:eastAsia="Arial" w:hAnsi="Arial" w:cs="Arial"/>
+          <w:color w:val="000000"/>
+          <w:sz w:val="18"/>
+          <w:highlight w:val="lightGray"/>
+        </w:rPr>
+        <w:t xml:space="preserve"> [Chatgpt (GPT</w:t>
+      </w:r>
+      <w:r>
+        <w:rPr>
+          <w:rFonts w:ascii="Arial" w:eastAsia="Arial" w:hAnsi="Arial" w:cs="Cambria Math"/>
+          <w:color w:val="000000"/>
+          <w:sz w:val="18"/>
+          <w:highlight w:val="lightGray"/>
         </w:rPr>
         <w:t>‑</w:t>
       </w:r>
       <w:r>
         <w:rPr>
-          <w:b/>
-          <w:sz w:val="14"/>
-          <w:szCs w:val="14"/>
-          <w:shd w:val="clear" w:color="auto" w:fill="B7B7B7"/>
-        </w:rPr>
-        <w:t>5 Mini) at [8/17/2025]</w:t>
+          <w:rFonts w:ascii="Arial" w:eastAsia="Arial" w:hAnsi="Arial" w:cs="Arial"/>
+          <w:color w:val="000000"/>
+          <w:sz w:val="18"/>
+          <w:highlight w:val="lightGray"/>
+        </w:rPr>
+        <w:t xml:space="preserve">5 Mini)] </w:t>
+      </w:r>
+      <w:r>
+        <w:rPr>
+          <w:rFonts w:ascii="Arial" w:eastAsia="Arial" w:hAnsi="Arial" w:cs="Arial"/>
+          <w:b/>
+          <w:color w:val="000000"/>
+          <w:sz w:val="18"/>
+          <w:highlight w:val="lightGray"/>
+        </w:rPr>
+        <w:t>on</w:t>
+      </w:r>
+      <w:r>
+        <w:rPr>
+          <w:rFonts w:ascii="Arial" w:eastAsia="Arial" w:hAnsi="Arial"/>
+          <w:sz w:val="18"/>
+          <w:highlight w:val="lightGray"/>
+        </w:rPr>
+        <w:t xml:space="preserve"> [8/17/2025]</w:t>
       </w:r>
     </w:p>
     <w:p>
@@ -4135,7 +4680,7 @@
           <w:ilvl w:val="0"/>
           <w:numId w:val="18"/>
         </w:numPr>
-        <w:spacing w:before="240"/>
+        <w:spacing w:before="240" w:after="0" w:line="276" w:lineRule="auto"/>
       </w:pPr>
       <w:r>
         <w:rPr>
@@ -4163,6 +4708,7 @@
           <w:ilvl w:val="0"/>
           <w:numId w:val="18"/>
         </w:numPr>
+        <w:spacing w:after="0" w:line="276" w:lineRule="auto"/>
       </w:pPr>
       <w:r>
         <w:rPr>
@@ -4190,7 +4736,7 @@
           <w:ilvl w:val="0"/>
           <w:numId w:val="18"/>
         </w:numPr>
-        <w:spacing w:after="240"/>
+        <w:spacing w:after="240" w:line="276" w:lineRule="auto"/>
       </w:pPr>
       <w:r>
         <w:rPr>
@@ -4217,7 +4763,7 @@
         <w:spacing w:after="80"/>
       </w:pPr>
       <w:r>
-        <w:pict w14:anchorId="202ED1C8">
+        <w:pict w14:anchorId="22D2128F">
           <v:rect id="_x0000_i1045" style="width:0;height:1.5pt" o:hralign="center" o:hrstd="t" o:hr="t" fillcolor="#a0a0a0" stroked="f"/>
         </w:pict>
       </w:r>
@@ -4251,51 +4797,77 @@
       </w:pPr>
       <w:r>
         <w:rPr>
-          <w:b/>
-          <w:shd w:val="clear" w:color="auto" w:fill="B7B7B7"/>
-        </w:rPr>
-        <w:t># Source</w:t>
-      </w:r>
-      <w:r>
-        <w:rPr>
-          <w:shd w:val="clear" w:color="auto" w:fill="B7B7B7"/>
-        </w:rPr>
-        <w:t xml:space="preserve">: </w:t>
-      </w:r>
-      <w:r>
-        <w:rPr>
-          <w:b/>
-          <w:shd w:val="clear" w:color="auto" w:fill="B7B7B7"/>
-        </w:rPr>
-        <w:t xml:space="preserve">Chatgpt </w:t>
-      </w:r>
-      <w:r>
-        <w:rPr>
-          <w:b/>
-          <w:sz w:val="14"/>
-          <w:szCs w:val="14"/>
-          <w:shd w:val="clear" w:color="auto" w:fill="B7B7B7"/>
-        </w:rPr>
-        <w:t>(GPT</w:t>
-      </w:r>
-      <w:r>
-        <w:rPr>
-          <w:rFonts w:ascii="Cambria Math" w:hAnsi="Cambria Math" w:cs="Cambria Math"/>
-          <w:b/>
-          <w:sz w:val="14"/>
-          <w:szCs w:val="14"/>
-          <w:shd w:val="clear" w:color="auto" w:fill="B7B7B7"/>
+          <w:rFonts w:ascii="Arial" w:eastAsia="Arial" w:hAnsi="Arial" w:cs="Arial"/>
+          <w:b/>
+          <w:color w:val="000000"/>
+          <w:sz w:val="18"/>
+          <w:highlight w:val="lightGray"/>
+        </w:rPr>
+        <w:t># Source: AI Source: Provided by: [Data Path</w:t>
+      </w:r>
+      <w:r>
+        <w:rPr>
+          <w:rFonts w:ascii="Arial" w:eastAsia="Arial" w:hAnsi="Arial" w:cs="Arial"/>
+          <w:color w:val="000000"/>
+          <w:sz w:val="18"/>
+          <w:highlight w:val="lightGray"/>
+        </w:rPr>
+        <w:t xml:space="preserve">: Persons Table -&gt; ID Column: 1, Name_En Column: Motasem Essam] -&gt; </w:t>
+      </w:r>
+      <w:r>
+        <w:rPr>
+          <w:rFonts w:ascii="Arial" w:eastAsia="Arial" w:hAnsi="Arial" w:cs="Arial"/>
+          <w:b/>
+          <w:color w:val="000000"/>
+          <w:sz w:val="18"/>
+          <w:highlight w:val="lightGray"/>
+        </w:rPr>
+        <w:t>From:</w:t>
+      </w:r>
+      <w:r>
+        <w:rPr>
+          <w:rFonts w:ascii="Arial" w:eastAsia="Arial" w:hAnsi="Arial" w:cs="Arial"/>
+          <w:color w:val="000000"/>
+          <w:sz w:val="18"/>
+          <w:highlight w:val="lightGray"/>
+        </w:rPr>
+        <w:t xml:space="preserve"> [Chatgpt (GPT</w:t>
+      </w:r>
+      <w:r>
+        <w:rPr>
+          <w:rFonts w:ascii="Arial" w:eastAsia="Arial" w:hAnsi="Arial" w:cs="Cambria Math"/>
+          <w:color w:val="000000"/>
+          <w:sz w:val="18"/>
+          <w:highlight w:val="lightGray"/>
         </w:rPr>
         <w:t>‑</w:t>
       </w:r>
       <w:r>
         <w:rPr>
-          <w:b/>
-          <w:sz w:val="14"/>
-          <w:szCs w:val="14"/>
-          <w:shd w:val="clear" w:color="auto" w:fill="B7B7B7"/>
-        </w:rPr>
-        <w:t>5 Mini) at [8/17/2025]</w:t>
+          <w:rFonts w:ascii="Arial" w:eastAsia="Arial" w:hAnsi="Arial" w:cs="Arial"/>
+          <w:color w:val="000000"/>
+          <w:sz w:val="18"/>
+          <w:highlight w:val="lightGray"/>
+        </w:rPr>
+        <w:t xml:space="preserve">5 Mini)] </w:t>
+      </w:r>
+      <w:r>
+        <w:rPr>
+          <w:rFonts w:ascii="Arial" w:eastAsia="Arial" w:hAnsi="Arial" w:cs="Arial"/>
+          <w:b/>
+          <w:color w:val="000000"/>
+          <w:sz w:val="18"/>
+          <w:highlight w:val="lightGray"/>
+        </w:rPr>
+        <w:t>on</w:t>
+      </w:r>
+      <w:r>
+        <w:rPr>
+          <w:rFonts w:ascii="Arial" w:eastAsia="Arial" w:hAnsi="Arial"/>
+          <w:sz w:val="18"/>
+          <w:highlight w:val="lightGray"/>
+        </w:rPr>
+        <w:t xml:space="preserve"> [8/17/2025]</w:t>
       </w:r>
     </w:p>
     <w:p>
@@ -4304,7 +4876,7 @@
           <w:ilvl w:val="0"/>
           <w:numId w:val="13"/>
         </w:numPr>
-        <w:spacing w:before="240"/>
+        <w:spacing w:before="240" w:after="0" w:line="276" w:lineRule="auto"/>
         <w:rPr>
           <w:rFonts w:ascii="Roboto Mono" w:eastAsia="Roboto Mono" w:hAnsi="Roboto Mono" w:cs="Roboto Mono"/>
         </w:rPr>
@@ -4330,6 +4902,7 @@
           <w:ilvl w:val="1"/>
           <w:numId w:val="13"/>
         </w:numPr>
+        <w:spacing w:after="0" w:line="276" w:lineRule="auto"/>
         <w:rPr>
           <w:rFonts w:ascii="Roboto Mono" w:eastAsia="Roboto Mono" w:hAnsi="Roboto Mono" w:cs="Roboto Mono"/>
         </w:rPr>
@@ -4353,6 +4926,7 @@
           <w:ilvl w:val="0"/>
           <w:numId w:val="13"/>
         </w:numPr>
+        <w:spacing w:after="0" w:line="276" w:lineRule="auto"/>
         <w:rPr>
           <w:rFonts w:ascii="Roboto Mono" w:eastAsia="Roboto Mono" w:hAnsi="Roboto Mono" w:cs="Roboto Mono"/>
         </w:rPr>
@@ -4378,15 +4952,15 @@
           <w:ilvl w:val="1"/>
           <w:numId w:val="13"/>
         </w:numPr>
-        <w:rPr>
-          <w:rFonts w:ascii="Roboto Mono" w:eastAsia="Roboto Mono" w:hAnsi="Roboto Mono" w:cs="Roboto Mono"/>
-        </w:rPr>
-      </w:pPr>
-      <w:r>
-        <w:rPr>
-          <w:rFonts w:ascii="Roboto Mono" w:eastAsia="Roboto Mono" w:hAnsi="Roboto Mono" w:cs="Roboto Mono"/>
-        </w:rPr>
-        <w:lastRenderedPageBreak/>
+        <w:spacing w:after="0" w:line="276" w:lineRule="auto"/>
+        <w:rPr>
+          <w:rFonts w:ascii="Roboto Mono" w:eastAsia="Roboto Mono" w:hAnsi="Roboto Mono" w:cs="Roboto Mono"/>
+        </w:rPr>
+      </w:pPr>
+      <w:r>
+        <w:rPr>
+          <w:rFonts w:ascii="Roboto Mono" w:eastAsia="Roboto Mono" w:hAnsi="Roboto Mono" w:cs="Roboto Mono"/>
+        </w:rPr>
         <w:t>Purpose of the test plan and objectives of testing.</w:t>
       </w:r>
       <w:r>
@@ -4402,6 +4976,7 @@
           <w:ilvl w:val="0"/>
           <w:numId w:val="13"/>
         </w:numPr>
+        <w:spacing w:after="0" w:line="276" w:lineRule="auto"/>
         <w:rPr>
           <w:rFonts w:ascii="Roboto Mono" w:eastAsia="Roboto Mono" w:hAnsi="Roboto Mono" w:cs="Roboto Mono"/>
         </w:rPr>
@@ -4427,6 +5002,7 @@
           <w:ilvl w:val="1"/>
           <w:numId w:val="13"/>
         </w:numPr>
+        <w:spacing w:after="0" w:line="276" w:lineRule="auto"/>
         <w:rPr>
           <w:rFonts w:ascii="Roboto Mono" w:eastAsia="Roboto Mono" w:hAnsi="Roboto Mono" w:cs="Roboto Mono"/>
         </w:rPr>
@@ -4450,6 +5026,7 @@
           <w:ilvl w:val="1"/>
           <w:numId w:val="13"/>
         </w:numPr>
+        <w:spacing w:after="0" w:line="276" w:lineRule="auto"/>
         <w:rPr>
           <w:rFonts w:ascii="Roboto Mono" w:eastAsia="Roboto Mono" w:hAnsi="Roboto Mono" w:cs="Roboto Mono"/>
         </w:rPr>
@@ -4486,6 +5063,7 @@
           <w:ilvl w:val="0"/>
           <w:numId w:val="13"/>
         </w:numPr>
+        <w:spacing w:after="0" w:line="276" w:lineRule="auto"/>
         <w:rPr>
           <w:rFonts w:ascii="Roboto Mono" w:eastAsia="Roboto Mono" w:hAnsi="Roboto Mono" w:cs="Roboto Mono"/>
         </w:rPr>
@@ -4511,6 +5089,7 @@
           <w:ilvl w:val="1"/>
           <w:numId w:val="13"/>
         </w:numPr>
+        <w:spacing w:after="0" w:line="276" w:lineRule="auto"/>
         <w:rPr>
           <w:rFonts w:ascii="Roboto Mono" w:eastAsia="Roboto Mono" w:hAnsi="Roboto Mono" w:cs="Roboto Mono"/>
         </w:rPr>
@@ -4534,6 +5113,7 @@
           <w:ilvl w:val="0"/>
           <w:numId w:val="13"/>
         </w:numPr>
+        <w:spacing w:after="0" w:line="276" w:lineRule="auto"/>
         <w:rPr>
           <w:rFonts w:ascii="Roboto Mono" w:eastAsia="Roboto Mono" w:hAnsi="Roboto Mono" w:cs="Roboto Mono"/>
         </w:rPr>
@@ -4559,6 +5139,7 @@
           <w:ilvl w:val="1"/>
           <w:numId w:val="13"/>
         </w:numPr>
+        <w:spacing w:after="0" w:line="276" w:lineRule="auto"/>
         <w:rPr>
           <w:rFonts w:ascii="Roboto Mono" w:eastAsia="Roboto Mono" w:hAnsi="Roboto Mono" w:cs="Roboto Mono"/>
         </w:rPr>
@@ -4582,6 +5163,7 @@
           <w:ilvl w:val="0"/>
           <w:numId w:val="13"/>
         </w:numPr>
+        <w:spacing w:after="0" w:line="276" w:lineRule="auto"/>
         <w:rPr>
           <w:rFonts w:ascii="Roboto Mono" w:eastAsia="Roboto Mono" w:hAnsi="Roboto Mono" w:cs="Roboto Mono"/>
         </w:rPr>
@@ -4607,6 +5189,7 @@
           <w:ilvl w:val="1"/>
           <w:numId w:val="13"/>
         </w:numPr>
+        <w:spacing w:after="0" w:line="276" w:lineRule="auto"/>
         <w:rPr>
           <w:rFonts w:ascii="Roboto Mono" w:eastAsia="Roboto Mono" w:hAnsi="Roboto Mono" w:cs="Roboto Mono"/>
         </w:rPr>
@@ -4630,6 +5213,7 @@
           <w:ilvl w:val="1"/>
           <w:numId w:val="13"/>
         </w:numPr>
+        <w:spacing w:after="0" w:line="276" w:lineRule="auto"/>
         <w:rPr>
           <w:rFonts w:ascii="Roboto Mono" w:eastAsia="Roboto Mono" w:hAnsi="Roboto Mono" w:cs="Roboto Mono"/>
         </w:rPr>
@@ -4653,6 +5237,7 @@
           <w:ilvl w:val="1"/>
           <w:numId w:val="13"/>
         </w:numPr>
+        <w:spacing w:after="0" w:line="276" w:lineRule="auto"/>
         <w:rPr>
           <w:rFonts w:ascii="Roboto Mono" w:eastAsia="Roboto Mono" w:hAnsi="Roboto Mono" w:cs="Roboto Mono"/>
         </w:rPr>
@@ -4676,6 +5261,7 @@
           <w:ilvl w:val="0"/>
           <w:numId w:val="13"/>
         </w:numPr>
+        <w:spacing w:after="0" w:line="276" w:lineRule="auto"/>
         <w:rPr>
           <w:rFonts w:ascii="Roboto Mono" w:eastAsia="Roboto Mono" w:hAnsi="Roboto Mono" w:cs="Roboto Mono"/>
         </w:rPr>
@@ -4701,6 +5287,7 @@
           <w:ilvl w:val="1"/>
           <w:numId w:val="13"/>
         </w:numPr>
+        <w:spacing w:after="0" w:line="276" w:lineRule="auto"/>
         <w:rPr>
           <w:rFonts w:ascii="Roboto Mono" w:eastAsia="Roboto Mono" w:hAnsi="Roboto Mono" w:cs="Roboto Mono"/>
         </w:rPr>
@@ -4724,6 +5311,7 @@
           <w:ilvl w:val="0"/>
           <w:numId w:val="13"/>
         </w:numPr>
+        <w:spacing w:after="0" w:line="276" w:lineRule="auto"/>
         <w:rPr>
           <w:rFonts w:ascii="Roboto Mono" w:eastAsia="Roboto Mono" w:hAnsi="Roboto Mono" w:cs="Roboto Mono"/>
         </w:rPr>
@@ -4749,6 +5337,7 @@
           <w:ilvl w:val="1"/>
           <w:numId w:val="13"/>
         </w:numPr>
+        <w:spacing w:after="0" w:line="276" w:lineRule="auto"/>
         <w:rPr>
           <w:rFonts w:ascii="Roboto Mono" w:eastAsia="Roboto Mono" w:hAnsi="Roboto Mono" w:cs="Roboto Mono"/>
         </w:rPr>
@@ -4772,6 +5361,7 @@
           <w:ilvl w:val="0"/>
           <w:numId w:val="13"/>
         </w:numPr>
+        <w:spacing w:after="0" w:line="276" w:lineRule="auto"/>
         <w:rPr>
           <w:rFonts w:ascii="Roboto Mono" w:eastAsia="Roboto Mono" w:hAnsi="Roboto Mono" w:cs="Roboto Mono"/>
         </w:rPr>
@@ -4797,15 +5387,15 @@
           <w:ilvl w:val="1"/>
           <w:numId w:val="13"/>
         </w:numPr>
-        <w:rPr>
-          <w:rFonts w:ascii="Roboto Mono" w:eastAsia="Roboto Mono" w:hAnsi="Roboto Mono" w:cs="Roboto Mono"/>
-        </w:rPr>
-      </w:pPr>
-      <w:r>
-        <w:rPr>
-          <w:rFonts w:ascii="Roboto Mono" w:eastAsia="Roboto Mono" w:hAnsi="Roboto Mono" w:cs="Roboto Mono"/>
-        </w:rPr>
-        <w:lastRenderedPageBreak/>
+        <w:spacing w:after="0" w:line="276" w:lineRule="auto"/>
+        <w:rPr>
+          <w:rFonts w:ascii="Roboto Mono" w:eastAsia="Roboto Mono" w:hAnsi="Roboto Mono" w:cs="Roboto Mono"/>
+        </w:rPr>
+      </w:pPr>
+      <w:r>
+        <w:rPr>
+          <w:rFonts w:ascii="Roboto Mono" w:eastAsia="Roboto Mono" w:hAnsi="Roboto Mono" w:cs="Roboto Mono"/>
+        </w:rPr>
         <w:t>Entry: conditions that must be met before testing begins (e.g., code freeze, environment ready).</w:t>
       </w:r>
       <w:r>
@@ -4821,6 +5411,7 @@
           <w:ilvl w:val="1"/>
           <w:numId w:val="13"/>
         </w:numPr>
+        <w:spacing w:after="0" w:line="276" w:lineRule="auto"/>
         <w:rPr>
           <w:rFonts w:ascii="Roboto Mono" w:eastAsia="Roboto Mono" w:hAnsi="Roboto Mono" w:cs="Roboto Mono"/>
         </w:rPr>
@@ -4844,6 +5435,7 @@
           <w:ilvl w:val="0"/>
           <w:numId w:val="13"/>
         </w:numPr>
+        <w:spacing w:after="0" w:line="276" w:lineRule="auto"/>
         <w:rPr>
           <w:rFonts w:ascii="Roboto Mono" w:eastAsia="Roboto Mono" w:hAnsi="Roboto Mono" w:cs="Roboto Mono"/>
         </w:rPr>
@@ -4869,6 +5461,7 @@
           <w:ilvl w:val="1"/>
           <w:numId w:val="13"/>
         </w:numPr>
+        <w:spacing w:after="0" w:line="276" w:lineRule="auto"/>
         <w:rPr>
           <w:rFonts w:ascii="Roboto Mono" w:eastAsia="Roboto Mono" w:hAnsi="Roboto Mono" w:cs="Roboto Mono"/>
         </w:rPr>
@@ -4892,6 +5485,7 @@
           <w:ilvl w:val="1"/>
           <w:numId w:val="13"/>
         </w:numPr>
+        <w:spacing w:after="0" w:line="276" w:lineRule="auto"/>
         <w:rPr>
           <w:rFonts w:ascii="Roboto Mono" w:eastAsia="Roboto Mono" w:hAnsi="Roboto Mono" w:cs="Roboto Mono"/>
         </w:rPr>
@@ -4915,6 +5509,7 @@
           <w:ilvl w:val="0"/>
           <w:numId w:val="13"/>
         </w:numPr>
+        <w:spacing w:after="0" w:line="276" w:lineRule="auto"/>
         <w:rPr>
           <w:rFonts w:ascii="Roboto Mono" w:eastAsia="Roboto Mono" w:hAnsi="Roboto Mono" w:cs="Roboto Mono"/>
         </w:rPr>
@@ -4940,6 +5535,7 @@
           <w:ilvl w:val="1"/>
           <w:numId w:val="13"/>
         </w:numPr>
+        <w:spacing w:after="0" w:line="276" w:lineRule="auto"/>
         <w:rPr>
           <w:rFonts w:ascii="Roboto Mono" w:eastAsia="Roboto Mono" w:hAnsi="Roboto Mono" w:cs="Roboto Mono"/>
         </w:rPr>
@@ -4963,6 +5559,7 @@
           <w:ilvl w:val="0"/>
           <w:numId w:val="13"/>
         </w:numPr>
+        <w:spacing w:after="0" w:line="276" w:lineRule="auto"/>
         <w:rPr>
           <w:rFonts w:ascii="Roboto Mono" w:eastAsia="Roboto Mono" w:hAnsi="Roboto Mono" w:cs="Roboto Mono"/>
         </w:rPr>
@@ -4988,6 +5585,7 @@
           <w:ilvl w:val="1"/>
           <w:numId w:val="13"/>
         </w:numPr>
+        <w:spacing w:after="0" w:line="276" w:lineRule="auto"/>
         <w:rPr>
           <w:rFonts w:ascii="Roboto Mono" w:eastAsia="Roboto Mono" w:hAnsi="Roboto Mono" w:cs="Roboto Mono"/>
         </w:rPr>
@@ -5011,6 +5609,7 @@
           <w:ilvl w:val="1"/>
           <w:numId w:val="13"/>
         </w:numPr>
+        <w:spacing w:after="0" w:line="276" w:lineRule="auto"/>
         <w:rPr>
           <w:rFonts w:ascii="Roboto Mono" w:eastAsia="Roboto Mono" w:hAnsi="Roboto Mono" w:cs="Roboto Mono"/>
         </w:rPr>
@@ -5034,6 +5633,7 @@
           <w:ilvl w:val="0"/>
           <w:numId w:val="13"/>
         </w:numPr>
+        <w:spacing w:after="0" w:line="276" w:lineRule="auto"/>
         <w:rPr>
           <w:rFonts w:ascii="Roboto Mono" w:eastAsia="Roboto Mono" w:hAnsi="Roboto Mono" w:cs="Roboto Mono"/>
         </w:rPr>
@@ -5059,7 +5659,7 @@
           <w:ilvl w:val="1"/>
           <w:numId w:val="13"/>
         </w:numPr>
-        <w:spacing w:after="240"/>
+        <w:spacing w:after="240" w:line="276" w:lineRule="auto"/>
       </w:pPr>
       <w:r>
         <w:rPr>
@@ -5073,7 +5673,7 @@
     </w:p>
     <w:p>
       <w:r>
-        <w:pict w14:anchorId="3F32A08D">
+        <w:pict w14:anchorId="701EC712">
           <v:rect id="_x0000_i1046" style="width:0;height:1.5pt" o:hralign="center" o:hrstd="t" o:hr="t" fillcolor="#a0a0a0" stroked="f"/>
         </w:pict>
       </w:r>
@@ -5106,51 +5706,77 @@
       </w:pPr>
       <w:r>
         <w:rPr>
-          <w:b/>
-          <w:shd w:val="clear" w:color="auto" w:fill="B7B7B7"/>
-        </w:rPr>
-        <w:t># Source</w:t>
-      </w:r>
-      <w:r>
-        <w:rPr>
-          <w:shd w:val="clear" w:color="auto" w:fill="B7B7B7"/>
-        </w:rPr>
-        <w:t xml:space="preserve">: </w:t>
-      </w:r>
-      <w:r>
-        <w:rPr>
-          <w:b/>
-          <w:shd w:val="clear" w:color="auto" w:fill="B7B7B7"/>
-        </w:rPr>
-        <w:t xml:space="preserve">Chatgpt </w:t>
-      </w:r>
-      <w:r>
-        <w:rPr>
-          <w:b/>
-          <w:sz w:val="14"/>
-          <w:szCs w:val="14"/>
-          <w:shd w:val="clear" w:color="auto" w:fill="B7B7B7"/>
-        </w:rPr>
-        <w:t>(GPT</w:t>
-      </w:r>
-      <w:r>
-        <w:rPr>
-          <w:rFonts w:ascii="Cambria Math" w:hAnsi="Cambria Math" w:cs="Cambria Math"/>
-          <w:b/>
-          <w:sz w:val="14"/>
-          <w:szCs w:val="14"/>
-          <w:shd w:val="clear" w:color="auto" w:fill="B7B7B7"/>
+          <w:rFonts w:ascii="Arial" w:eastAsia="Arial" w:hAnsi="Arial" w:cs="Arial"/>
+          <w:b/>
+          <w:color w:val="000000"/>
+          <w:sz w:val="18"/>
+          <w:highlight w:val="lightGray"/>
+        </w:rPr>
+        <w:t># Source: AI Source: Provided by: [Data Path</w:t>
+      </w:r>
+      <w:r>
+        <w:rPr>
+          <w:rFonts w:ascii="Arial" w:eastAsia="Arial" w:hAnsi="Arial" w:cs="Arial"/>
+          <w:color w:val="000000"/>
+          <w:sz w:val="18"/>
+          <w:highlight w:val="lightGray"/>
+        </w:rPr>
+        <w:t xml:space="preserve">: Persons Table -&gt; ID Column: 1, Name_En Column: Motasem Essam] -&gt; </w:t>
+      </w:r>
+      <w:r>
+        <w:rPr>
+          <w:rFonts w:ascii="Arial" w:eastAsia="Arial" w:hAnsi="Arial" w:cs="Arial"/>
+          <w:b/>
+          <w:color w:val="000000"/>
+          <w:sz w:val="18"/>
+          <w:highlight w:val="lightGray"/>
+        </w:rPr>
+        <w:t>From:</w:t>
+      </w:r>
+      <w:r>
+        <w:rPr>
+          <w:rFonts w:ascii="Arial" w:eastAsia="Arial" w:hAnsi="Arial" w:cs="Arial"/>
+          <w:color w:val="000000"/>
+          <w:sz w:val="18"/>
+          <w:highlight w:val="lightGray"/>
+        </w:rPr>
+        <w:t xml:space="preserve"> [Chatgpt (GPT</w:t>
+      </w:r>
+      <w:r>
+        <w:rPr>
+          <w:rFonts w:ascii="Arial" w:eastAsia="Arial" w:hAnsi="Arial" w:cs="Cambria Math"/>
+          <w:color w:val="000000"/>
+          <w:sz w:val="18"/>
+          <w:highlight w:val="lightGray"/>
         </w:rPr>
         <w:t>‑</w:t>
       </w:r>
       <w:r>
         <w:rPr>
-          <w:b/>
-          <w:sz w:val="14"/>
-          <w:szCs w:val="14"/>
-          <w:shd w:val="clear" w:color="auto" w:fill="B7B7B7"/>
-        </w:rPr>
-        <w:t>5 Mini) at [8/17/2025]</w:t>
+          <w:rFonts w:ascii="Arial" w:eastAsia="Arial" w:hAnsi="Arial" w:cs="Arial"/>
+          <w:color w:val="000000"/>
+          <w:sz w:val="18"/>
+          <w:highlight w:val="lightGray"/>
+        </w:rPr>
+        <w:t xml:space="preserve">5 Mini)] </w:t>
+      </w:r>
+      <w:r>
+        <w:rPr>
+          <w:rFonts w:ascii="Arial" w:eastAsia="Arial" w:hAnsi="Arial" w:cs="Arial"/>
+          <w:b/>
+          <w:color w:val="000000"/>
+          <w:sz w:val="18"/>
+          <w:highlight w:val="lightGray"/>
+        </w:rPr>
+        <w:t>on</w:t>
+      </w:r>
+      <w:r>
+        <w:rPr>
+          <w:rFonts w:ascii="Arial" w:eastAsia="Arial" w:hAnsi="Arial"/>
+          <w:sz w:val="18"/>
+          <w:highlight w:val="lightGray"/>
+        </w:rPr>
+        <w:t xml:space="preserve"> [8/17/2025]</w:t>
       </w:r>
     </w:p>
     <w:p>
@@ -5159,7 +5785,7 @@
           <w:ilvl w:val="0"/>
           <w:numId w:val="4"/>
         </w:numPr>
-        <w:spacing w:before="240"/>
+        <w:spacing w:before="240" w:after="0" w:line="276" w:lineRule="auto"/>
       </w:pPr>
       <w:r>
         <w:rPr>
@@ -5193,12 +5819,12 @@
           <w:ilvl w:val="0"/>
           <w:numId w:val="4"/>
         </w:numPr>
-      </w:pPr>
-      <w:r>
-        <w:rPr>
-          <w:rFonts w:ascii="Roboto Mono" w:eastAsia="Roboto Mono" w:hAnsi="Roboto Mono" w:cs="Roboto Mono"/>
-        </w:rPr>
-        <w:lastRenderedPageBreak/>
+        <w:spacing w:after="0" w:line="276" w:lineRule="auto"/>
+      </w:pPr>
+      <w:r>
+        <w:rPr>
+          <w:rFonts w:ascii="Roboto Mono" w:eastAsia="Roboto Mono" w:hAnsi="Roboto Mono" w:cs="Roboto Mono"/>
+        </w:rPr>
         <w:t xml:space="preserve">Ensures </w:t>
       </w:r>
       <w:r>
@@ -5227,6 +5853,7 @@
           <w:ilvl w:val="0"/>
           <w:numId w:val="4"/>
         </w:numPr>
+        <w:spacing w:after="0" w:line="276" w:lineRule="auto"/>
       </w:pPr>
       <w:r>
         <w:rPr>
@@ -5260,6 +5887,7 @@
           <w:ilvl w:val="0"/>
           <w:numId w:val="4"/>
         </w:numPr>
+        <w:spacing w:after="0" w:line="276" w:lineRule="auto"/>
         <w:rPr>
           <w:rFonts w:ascii="Roboto Mono" w:eastAsia="Roboto Mono" w:hAnsi="Roboto Mono" w:cs="Roboto Mono"/>
         </w:rPr>
@@ -5283,6 +5911,7 @@
           <w:ilvl w:val="0"/>
           <w:numId w:val="4"/>
         </w:numPr>
+        <w:spacing w:after="0" w:line="276" w:lineRule="auto"/>
       </w:pPr>
       <w:r>
         <w:rPr>
@@ -5316,7 +5945,7 @@
           <w:ilvl w:val="0"/>
           <w:numId w:val="4"/>
         </w:numPr>
-        <w:spacing w:after="240"/>
+        <w:spacing w:after="240" w:line="276" w:lineRule="auto"/>
       </w:pPr>
       <w:r>
         <w:rPr>
@@ -5400,28 +6029,22 @@
     </w:p>
     <w:p>
       <w:r>
-        <w:pict w14:anchorId="14461239">
+        <w:pict w14:anchorId="67C7F68C">
           <v:rect id="_x0000_i1047" style="width:0;height:1.5pt" o:hralign="center" o:hrstd="t" o:hr="t" fillcolor="#a0a0a0" stroked="f"/>
         </w:pict>
       </w:r>
     </w:p>
+    <w:p/>
     <w:p/>
     <w:p/>
     <w:sectPr>
-      <w:headerReference w:type="default" r:id="rId5"/>
       <w:pgSz w:w="12240" w:h="15840"/>
       <w:pgMar w:top="1440" w:right="1440" w:bottom="1440" w:left="1440" w:header="720" w:footer="720" w:gutter="0"/>
-      <w:pgNumType w:start="1"/>
       <w:cols w:space="720"/>
+      <w:docGrid w:linePitch="360"/>
     </w:sectPr>
   </w:body>
 </w:document>
-</file>
-
-<file path=word/header1.xml><?xml version="1.0" encoding="utf-8"?>
-<w:hdr xmlns:wpc="http://schemas.microsoft.com/office/word/2010/wordprocessingCanvas" xmlns:cx="http://schemas.microsoft.com/office/drawing/2014/chartex" xmlns:cx1="http://schemas.microsoft.com/office/drawing/2015/9/8/chartex" xmlns:cx2="http://schemas.microsoft.com/office/drawing/2015/10/21/chartex" xmlns:cx3="http://schemas.microsoft.com/office/drawing/2016/5/9/chartex" xmlns:cx4="http://schemas.microsoft.com/office/drawing/2016/5/10/chartex" xmlns:cx5="http://schemas.microsoft.com/office/drawing/2016/5/11/chartex" xmlns:cx6="http://schemas.microsoft.com/office/drawing/2016/5/12/chartex" xmlns:cx7="http://schemas.microsoft.com/office/drawing/2016/5/13/chartex" xmlns:cx8="http://schemas.microsoft.com/office/drawing/2016/5/14/chartex" xmlns:mc="http://schemas.openxmlformats.org/markup-compatibility/2006" xmlns:aink="http://schemas.microsoft.com/office/drawing/2016/ink" xmlns:am3d="http://schemas.microsoft.com/office/drawing/2017/model3d" xmlns:o="urn:schemas-microsoft-com:office:office" xmlns:oel="http://schemas.microsoft.com/office/2019/extlst" xmlns:r="http://schemas.openxmlformats.org/officeDocument/2006/relationships" xmlns:m="http://schemas.openxmlformats.org/officeDocument/2006/math" xmlns:v="urn:schemas-microsoft-com:vml" xmlns:wp14="http://schemas.microsoft.com/office/word/2010/wordprocessingDrawing" xmlns:wp="http://schemas.openxmlformats.org/drawingml/2006/wordprocessingDrawing" xmlns:w10="urn:schemas-microsoft-com:office:word" xmlns:w="http://schemas.openxmlformats.org/wordprocessingml/2006/main" xmlns:w14="http://schemas.microsoft.com/office/word/2010/wordml" xmlns:w15="http://schemas.microsoft.com/office/word/2012/wordml" xmlns:w16cex="http://schemas.microsoft.com/office/word/2018/wordml/cex" xmlns:w16cid="http://schemas.microsoft.com/office/word/2016/wordml/cid" xmlns:w16="http://schemas.microsoft.com/office/word/2018/wordml" xmlns:w16du="http://schemas.microsoft.com/office/word/2023/wordml/word16du" xmlns:w16sdtdh="http://schemas.microsoft.com/office/word/2020/wordml/sdtdatahash" xmlns:w16sdtfl="http://schemas.microsoft.com/office/word/2024/wordml/sdtformatlock" xmlns:w16se="http://schemas.microsoft.com/office/word/2015/wordml/symex" xmlns:wpg="http://schemas.microsoft.com/office/word/2010/wordprocessingGroup" xmlns:wpi="http://schemas.microsoft.com/office/word/2010/wordprocessingInk" xmlns:wne="http://schemas.microsoft.com/office/word/2006/wordml" xmlns:wps="http://schemas.microsoft.com/office/word/2010/wordprocessingShape" mc:Ignorable="w14 w15 w16se w16cid w16 w16cex w16sdtdh w16sdtfl w16du wp14">
-  <w:p/>
-</w:hdr>
 </file>
 
 <file path=word/numbering.xml><?xml version="1.0" encoding="utf-8"?>
@@ -8033,18 +8656,6 @@
   <w:style w:type="paragraph" w:default="1" w:styleId="Normal">
     <w:name w:val="Normal"/>
     <w:qFormat/>
-    <w:rsid w:val="007845CE"/>
-    <w:pPr>
-      <w:spacing w:after="0" w:line="276" w:lineRule="auto"/>
-    </w:pPr>
-    <w:rPr>
-      <w:rFonts w:ascii="Arial" w:eastAsia="Arial" w:hAnsi="Arial" w:cs="Arial"/>
-      <w:kern w:val="0"/>
-      <w:sz w:val="22"/>
-      <w:szCs w:val="22"/>
-      <w:lang w:val="en"/>
-      <w14:ligatures w14:val="none"/>
-    </w:rPr>
   </w:style>
   <w:style w:type="paragraph" w:styleId="Heading1">
     <w:name w:val="heading 1"/>
@@ -8053,7 +8664,7 @@
     <w:link w:val="Heading1Char"/>
     <w:uiPriority w:val="9"/>
     <w:qFormat/>
-    <w:rsid w:val="00EB7674"/>
+    <w:rsid w:val="003C7CE3"/>
     <w:pPr>
       <w:keepNext/>
       <w:keepLines/>
@@ -8075,7 +8686,7 @@
     <w:uiPriority w:val="9"/>
     <w:unhideWhenUsed/>
     <w:qFormat/>
-    <w:rsid w:val="00EB7674"/>
+    <w:rsid w:val="003C7CE3"/>
     <w:pPr>
       <w:keepNext/>
       <w:keepLines/>
@@ -8097,7 +8708,7 @@
     <w:uiPriority w:val="9"/>
     <w:unhideWhenUsed/>
     <w:qFormat/>
-    <w:rsid w:val="00EB7674"/>
+    <w:rsid w:val="003C7CE3"/>
     <w:pPr>
       <w:keepNext/>
       <w:keepLines/>
@@ -8120,7 +8731,7 @@
     <w:semiHidden/>
     <w:unhideWhenUsed/>
     <w:qFormat/>
-    <w:rsid w:val="00EB7674"/>
+    <w:rsid w:val="003C7CE3"/>
     <w:pPr>
       <w:keepNext/>
       <w:keepLines/>
@@ -8143,7 +8754,7 @@
     <w:semiHidden/>
     <w:unhideWhenUsed/>
     <w:qFormat/>
-    <w:rsid w:val="00EB7674"/>
+    <w:rsid w:val="003C7CE3"/>
     <w:pPr>
       <w:keepNext/>
       <w:keepLines/>
@@ -8164,11 +8775,11 @@
     <w:semiHidden/>
     <w:unhideWhenUsed/>
     <w:qFormat/>
-    <w:rsid w:val="00EB7674"/>
+    <w:rsid w:val="003C7CE3"/>
     <w:pPr>
       <w:keepNext/>
       <w:keepLines/>
-      <w:spacing w:before="40"/>
+      <w:spacing w:before="40" w:after="0"/>
       <w:outlineLvl w:val="5"/>
     </w:pPr>
     <w:rPr>
@@ -8187,11 +8798,11 @@
     <w:semiHidden/>
     <w:unhideWhenUsed/>
     <w:qFormat/>
-    <w:rsid w:val="00EB7674"/>
+    <w:rsid w:val="003C7CE3"/>
     <w:pPr>
       <w:keepNext/>
       <w:keepLines/>
-      <w:spacing w:before="40"/>
+      <w:spacing w:before="40" w:after="0"/>
       <w:outlineLvl w:val="6"/>
     </w:pPr>
     <w:rPr>
@@ -8208,10 +8819,11 @@
     <w:semiHidden/>
     <w:unhideWhenUsed/>
     <w:qFormat/>
-    <w:rsid w:val="00EB7674"/>
+    <w:rsid w:val="003C7CE3"/>
     <w:pPr>
       <w:keepNext/>
       <w:keepLines/>
+      <w:spacing w:after="0"/>
       <w:outlineLvl w:val="7"/>
     </w:pPr>
     <w:rPr>
@@ -8230,10 +8842,11 @@
     <w:semiHidden/>
     <w:unhideWhenUsed/>
     <w:qFormat/>
-    <w:rsid w:val="00EB7674"/>
+    <w:rsid w:val="003C7CE3"/>
     <w:pPr>
       <w:keepNext/>
       <w:keepLines/>
+      <w:spacing w:after="0"/>
       <w:outlineLvl w:val="8"/>
     </w:pPr>
     <w:rPr>
@@ -8273,7 +8886,7 @@
     <w:basedOn w:val="DefaultParagraphFont"/>
     <w:link w:val="Heading1"/>
     <w:uiPriority w:val="9"/>
-    <w:rsid w:val="00EB7674"/>
+    <w:rsid w:val="003C7CE3"/>
     <w:rPr>
       <w:rFonts w:asciiTheme="majorHAnsi" w:eastAsiaTheme="majorEastAsia" w:hAnsiTheme="majorHAnsi" w:cstheme="majorBidi"/>
       <w:color w:val="2F5496" w:themeColor="accent1" w:themeShade="BF"/>
@@ -8286,7 +8899,7 @@
     <w:basedOn w:val="DefaultParagraphFont"/>
     <w:link w:val="Heading2"/>
     <w:uiPriority w:val="9"/>
-    <w:rsid w:val="00EB7674"/>
+    <w:rsid w:val="003C7CE3"/>
     <w:rPr>
       <w:rFonts w:asciiTheme="majorHAnsi" w:eastAsiaTheme="majorEastAsia" w:hAnsiTheme="majorHAnsi" w:cstheme="majorBidi"/>
       <w:color w:val="2F5496" w:themeColor="accent1" w:themeShade="BF"/>
@@ -8299,7 +8912,7 @@
     <w:basedOn w:val="DefaultParagraphFont"/>
     <w:link w:val="Heading3"/>
     <w:uiPriority w:val="9"/>
-    <w:rsid w:val="00EB7674"/>
+    <w:rsid w:val="003C7CE3"/>
     <w:rPr>
       <w:rFonts w:eastAsiaTheme="majorEastAsia" w:cstheme="majorBidi"/>
       <w:color w:val="2F5496" w:themeColor="accent1" w:themeShade="BF"/>
@@ -8313,7 +8926,7 @@
     <w:link w:val="Heading4"/>
     <w:uiPriority w:val="9"/>
     <w:semiHidden/>
-    <w:rsid w:val="00EB7674"/>
+    <w:rsid w:val="003C7CE3"/>
     <w:rPr>
       <w:rFonts w:eastAsiaTheme="majorEastAsia" w:cstheme="majorBidi"/>
       <w:i/>
@@ -8327,7 +8940,7 @@
     <w:link w:val="Heading5"/>
     <w:uiPriority w:val="9"/>
     <w:semiHidden/>
-    <w:rsid w:val="00EB7674"/>
+    <w:rsid w:val="003C7CE3"/>
     <w:rPr>
       <w:rFonts w:eastAsiaTheme="majorEastAsia" w:cstheme="majorBidi"/>
       <w:color w:val="2F5496" w:themeColor="accent1" w:themeShade="BF"/>
@@ -8339,7 +8952,7 @@
     <w:link w:val="Heading6"/>
     <w:uiPriority w:val="9"/>
     <w:semiHidden/>
-    <w:rsid w:val="00EB7674"/>
+    <w:rsid w:val="003C7CE3"/>
     <w:rPr>
       <w:rFonts w:eastAsiaTheme="majorEastAsia" w:cstheme="majorBidi"/>
       <w:i/>
@@ -8353,7 +8966,7 @@
     <w:link w:val="Heading7"/>
     <w:uiPriority w:val="9"/>
     <w:semiHidden/>
-    <w:rsid w:val="00EB7674"/>
+    <w:rsid w:val="003C7CE3"/>
     <w:rPr>
       <w:rFonts w:eastAsiaTheme="majorEastAsia" w:cstheme="majorBidi"/>
       <w:color w:val="595959" w:themeColor="text1" w:themeTint="A6"/>
@@ -8365,7 +8978,7 @@
     <w:link w:val="Heading8"/>
     <w:uiPriority w:val="9"/>
     <w:semiHidden/>
-    <w:rsid w:val="00EB7674"/>
+    <w:rsid w:val="003C7CE3"/>
     <w:rPr>
       <w:rFonts w:eastAsiaTheme="majorEastAsia" w:cstheme="majorBidi"/>
       <w:i/>
@@ -8379,7 +8992,7 @@
     <w:link w:val="Heading9"/>
     <w:uiPriority w:val="9"/>
     <w:semiHidden/>
-    <w:rsid w:val="00EB7674"/>
+    <w:rsid w:val="003C7CE3"/>
     <w:rPr>
       <w:rFonts w:eastAsiaTheme="majorEastAsia" w:cstheme="majorBidi"/>
       <w:color w:val="272727" w:themeColor="text1" w:themeTint="D8"/>
@@ -8392,7 +9005,7 @@
     <w:link w:val="TitleChar"/>
     <w:uiPriority w:val="10"/>
     <w:qFormat/>
-    <w:rsid w:val="00EB7674"/>
+    <w:rsid w:val="003C7CE3"/>
     <w:pPr>
       <w:spacing w:after="80" w:line="240" w:lineRule="auto"/>
       <w:contextualSpacing/>
@@ -8410,7 +9023,7 @@
     <w:basedOn w:val="DefaultParagraphFont"/>
     <w:link w:val="Title"/>
     <w:uiPriority w:val="10"/>
-    <w:rsid w:val="00EB7674"/>
+    <w:rsid w:val="003C7CE3"/>
     <w:rPr>
       <w:rFonts w:asciiTheme="majorHAnsi" w:eastAsiaTheme="majorEastAsia" w:hAnsiTheme="majorHAnsi" w:cstheme="majorBidi"/>
       <w:spacing w:val="-10"/>
@@ -8426,7 +9039,7 @@
     <w:link w:val="SubtitleChar"/>
     <w:uiPriority w:val="11"/>
     <w:qFormat/>
-    <w:rsid w:val="00EB7674"/>
+    <w:rsid w:val="003C7CE3"/>
     <w:pPr>
       <w:numPr>
         <w:ilvl w:val="1"/>
@@ -8445,7 +9058,7 @@
     <w:basedOn w:val="DefaultParagraphFont"/>
     <w:link w:val="Subtitle"/>
     <w:uiPriority w:val="11"/>
-    <w:rsid w:val="00EB7674"/>
+    <w:rsid w:val="003C7CE3"/>
     <w:rPr>
       <w:rFonts w:eastAsiaTheme="majorEastAsia" w:cstheme="majorBidi"/>
       <w:color w:val="595959" w:themeColor="text1" w:themeTint="A6"/>
@@ -8461,7 +9074,7 @@
     <w:link w:val="QuoteChar"/>
     <w:uiPriority w:val="29"/>
     <w:qFormat/>
-    <w:rsid w:val="00EB7674"/>
+    <w:rsid w:val="003C7CE3"/>
     <w:pPr>
       <w:spacing w:before="160"/>
       <w:jc w:val="center"/>
@@ -8477,7 +9090,7 @@
     <w:basedOn w:val="DefaultParagraphFont"/>
     <w:link w:val="Quote"/>
     <w:uiPriority w:val="29"/>
-    <w:rsid w:val="00EB7674"/>
+    <w:rsid w:val="003C7CE3"/>
     <w:rPr>
       <w:i/>
       <w:iCs/>
@@ -8489,7 +9102,7 @@
     <w:basedOn w:val="Normal"/>
     <w:uiPriority w:val="34"/>
     <w:qFormat/>
-    <w:rsid w:val="00EB7674"/>
+    <w:rsid w:val="003C7CE3"/>
     <w:pPr>
       <w:ind w:left="720"/>
       <w:contextualSpacing/>
@@ -8500,7 +9113,7 @@
     <w:basedOn w:val="DefaultParagraphFont"/>
     <w:uiPriority w:val="21"/>
     <w:qFormat/>
-    <w:rsid w:val="00EB7674"/>
+    <w:rsid w:val="003C7CE3"/>
     <w:rPr>
       <w:i/>
       <w:iCs/>
@@ -8514,7 +9127,7 @@
     <w:link w:val="IntenseQuoteChar"/>
     <w:uiPriority w:val="30"/>
     <w:qFormat/>
-    <w:rsid w:val="00EB7674"/>
+    <w:rsid w:val="003C7CE3"/>
     <w:pPr>
       <w:pBdr>
         <w:top w:val="single" w:sz="4" w:space="10" w:color="2F5496" w:themeColor="accent1" w:themeShade="BF"/>
@@ -8535,7 +9148,7 @@
     <w:basedOn w:val="DefaultParagraphFont"/>
     <w:link w:val="IntenseQuote"/>
     <w:uiPriority w:val="30"/>
-    <w:rsid w:val="00EB7674"/>
+    <w:rsid w:val="003C7CE3"/>
     <w:rPr>
       <w:i/>
       <w:iCs/>
@@ -8547,7 +9160,7 @@
     <w:basedOn w:val="DefaultParagraphFont"/>
     <w:uiPriority w:val="32"/>
     <w:qFormat/>
-    <w:rsid w:val="00EB7674"/>
+    <w:rsid w:val="003C7CE3"/>
     <w:rPr>
       <w:b/>
       <w:bCs/>
